--- a/aqidah_lektionen_deutsch_final.docx
+++ b/aqidah_lektionen_deutsch_final.docx
@@ -1183,7 +1183,7 @@
         <w:t xml:space="preserve"> </w:t>
       </w:r>
       <w:r>
-        <w:t xml:space="preserve">hervor; und wenn der Diener Allah liebt, eilt er zur Befolgung Seiner Befehle. Er sieht dann Allah</w:t>
+        <w:t xml:space="preserve">hervor; und wenn der Diener Allah liebt, eilt er zur Befolgung Seiner Befehle, sodass Allah</w:t>
       </w:r>
       <w:r>
         <w:t xml:space="preserve"> </w:t>
@@ -1195,7 +1195,7 @@
         <w:t xml:space="preserve"> </w:t>
       </w:r>
       <w:r>
-        <w:t xml:space="preserve">nicht an einem Ort, an dem Er nicht gesehen werden möchte, und der Diener spricht kein Wort aus, das Allah erzürnt – weil er weiß, dass Allah</w:t>
+        <w:t xml:space="preserve">ihn nicht an einem Ort sieht, an dem Er ihn nicht zu sehen wünscht (d. h. an einem Ort des Ungehorsams); und der Diener spricht kein Wort aus, das Allah erzürnt – weil er weiß, dass Allah</w:t>
       </w:r>
       <w:r>
         <w:t xml:space="preserve"> </w:t>
@@ -1823,7 +1823,7 @@
         <w:t xml:space="preserve"> </w:t>
       </w:r>
       <w:r>
-        <w:t xml:space="preserve">sind: die Gefährten und diejenigen, die ihnen in Güte folgten, aus den beiden Generationen nach der Generation der Gefährten.</w:t>
+        <w:t xml:space="preserve">sind: die Gefährten und diejenigen, die ihnen in Güte folgten, aus den beiden Generationen nach der Generation der Gefährten (also die ersten drei Generationen).</w:t>
       </w:r>
     </w:p>
     <w:p>
@@ -6677,7 +6677,7 @@
         <w:t xml:space="preserve"> </w:t>
       </w:r>
       <w:r>
-        <w:t xml:space="preserve">[Nūḥ: 1-3].</w:t>
+        <w:t xml:space="preserve">„Wahrlich, Wir sandten Nūḥ zu seinem Volk: Warne dein Volk, bevor eine schmerzhafte Strafe über sie kommt. Er sagte: O mein Volk, ich bin euch ein deutlicher Warner: Dient Allah, fürchtet Ihn und gehorcht mir" [Nūḥ: 1-3].</w:t>
       </w:r>
     </w:p>
     <w:p>
@@ -7753,7 +7753,7 @@
         <w:t xml:space="preserve"> </w:t>
       </w:r>
       <w:r>
-        <w:t xml:space="preserve">[Hūd: 69-70].</w:t>
+        <w:t xml:space="preserve">„Und Unsere Gesandten kamen zu Ibrāhīm mit der frohen Botschaft. Sie sagten: Frieden! Er sagte: Friede! Und es dauerte nicht lange, da brachte er ein gebratenes Kalb. Als er aber sah, dass ihre Hände nicht danach griffen, fand er sie befremdlich" [Hūd: 69-70].</w:t>
       </w:r>
     </w:p>
     <w:p>
@@ -7855,7 +7855,7 @@
         <w:t xml:space="preserve"> </w:t>
       </w:r>
       <w:r>
-        <w:t xml:space="preserve">[an-Naǧm: 6] – das heißt: von schönem Anblick. Und die Frauen, die Yūsuf sahen, sagten:</w:t>
+        <w:t xml:space="preserve">„von schöner Gestalt (Kraft); dann richtete er sich auf" [an-Naǧm: 6] – das heißt: von schönem Anblick. Und die Frauen, die Yūsuf sahen, sagten:</w:t>
       </w:r>
       <w:r>
         <w:t xml:space="preserve"> </w:t>
@@ -7871,7 +7871,7 @@
         <w:t xml:space="preserve"> </w:t>
       </w:r>
       <w:r>
-        <w:t xml:space="preserve">[Yūsuf: 31]; denn bei ihnen stand fest, dass die Engel von schöner Gestalt sind.</w:t>
+        <w:t xml:space="preserve">„Behüte Allah! Das ist kein Mensch; das ist nur ein edler Engel" [Yūsuf: 31]; denn bei ihnen stand fest, dass die Engel von schöner Gestalt sind.</w:t>
       </w:r>
     </w:p>
     <w:p>
@@ -8008,7 +8008,7 @@
         <w:t xml:space="preserve"> </w:t>
       </w:r>
       <w:r>
-        <w:t xml:space="preserve">[Hūd: 69-70]; dieser Vers belegt, dass die Engel existierende, lebendige Wesen sind, die sprechen. Und die Existenz der Engel leugnet niemand außer ganz wenigen Abweichlern; sogar die, welche die Gesandten der Lüge bezichtigten – wie das Volk Nūḥs, das Volk ʿĀds und andere – glaubten an die Existenz der Engel, denn sie sagten:</w:t>
+        <w:t xml:space="preserve">„Und Unsere Gesandten kamen zu Ibrāhīm mit der frohen Botschaft …" [Hūd: 69-70]; dieser Vers belegt, dass die Engel existierende, lebendige Wesen sind, die sprechen. Und die Existenz der Engel leugnet niemand außer ganz wenigen Abweichlern; sogar die, welche die Gesandten der Lüge bezichtigten – wie das Volk Nūḥs, das Volk ʿĀds und andere – glaubten an die Existenz der Engel, denn sie sagten:</w:t>
       </w:r>
       <w:r>
         <w:t xml:space="preserve"> </w:t>
@@ -8024,7 +8024,7 @@
         <w:t xml:space="preserve"> </w:t>
       </w:r>
       <w:r>
-        <w:t xml:space="preserve">[al-Muʾminūn: 24].</w:t>
+        <w:t xml:space="preserve">„Und wenn Allah gewollt hätte, hätte Er wahrlich Engel herabgesandt" [al-Muʾminūn: 24].</w:t>
       </w:r>
     </w:p>
     <w:p>
@@ -8172,7 +8172,7 @@
         <w:t xml:space="preserve"> </w:t>
       </w:r>
       <w:r>
-        <w:t xml:space="preserve">[az-Zuḫruf: 80] – und anderes von den Werken der Engel.</w:t>
+        <w:t xml:space="preserve">„Oder meinen sie, dass Wir ihr Geheimes und ihre vertraulichen Gespräche nicht hören? Doch! Und Unsere Gesandten sind bei ihnen und schreiben (es) auf" [az-Zuḫruf: 80] – und anderes von den Werken der Engel.</w:t>
       </w:r>
     </w:p>
     <w:bookmarkEnd w:id="46"/>
@@ -8270,7 +8270,7 @@
         <w:t xml:space="preserve"> </w:t>
       </w:r>
       <w:r>
-        <w:t xml:space="preserve">[al-Baqarah: 97], und Er sagt:</w:t>
+        <w:t xml:space="preserve">„Sag: Wer (auch immer) Ǧibrīl feind ist – er ist es, der ihn (den Qurʾān) mit Allahs Erlaubnis auf dein Herz herabkommen ließ, das bestätigend, was vor ihm war, als Rechtleitung und frohe Botschaft für die Gläubigen" [al-Baqarah: 97], und Er sagt:</w:t>
       </w:r>
       <w:r>
         <w:t xml:space="preserve"> </w:t>
@@ -8286,7 +8286,7 @@
         <w:t xml:space="preserve"> </w:t>
       </w:r>
       <w:r>
-        <w:t xml:space="preserve">[al-Baqarah: 98].</w:t>
+        <w:t xml:space="preserve">„Wer (auch immer) Allah, Seinen Engeln, Seinen Gesandten, Ǧibrīl und Mīkāl feind ist – so ist Allah den Ungläubigen feind" [al-Baqarah: 98].</w:t>
       </w:r>
     </w:p>
     <w:p>
@@ -8320,7 +8320,7 @@
         <w:t xml:space="preserve"> </w:t>
       </w:r>
       <w:r>
-        <w:t xml:space="preserve">[al-Isrāʾ: 40]. Und Er, der Erhabene, sagt:</w:t>
+        <w:t xml:space="preserve">„Hat euer Herr etwa für euch die Söhne erwählt und Sich selbst unter den Engeln Töchter genommen? Ihr sagt da wahrlich ein gewaltiges Wort" [al-Isrāʾ: 40]. Und Er, der Erhabene, sagt:</w:t>
       </w:r>
       <w:r>
         <w:t xml:space="preserve"> </w:t>
@@ -8336,7 +8336,7 @@
         <w:t xml:space="preserve"> </w:t>
       </w:r>
       <w:r>
-        <w:t xml:space="preserve">[az-Zuḫruf: 19]. &gt;</w:t>
+        <w:t xml:space="preserve">„Und sie machen die Engel, die die Diener des Allerbarmers sind, zu weiblichen Wesen. Waren sie denn Zeugen ihrer Erschaffung? Ihr Zeugnis wird aufgeschrieben, und sie werden befragt werden" [az-Zuḫruf: 19]. &gt;</w:t>
       </w:r>
       <w:r>
         <w:t xml:space="preserve"> </w:t>
@@ -8368,7 +8368,7 @@
         <w:t xml:space="preserve"> </w:t>
       </w:r>
       <w:r>
-        <w:t xml:space="preserve">[al-Anbiyāʾ: 26].</w:t>
+        <w:t xml:space="preserve">„Und sie sagen: Der Allerbarmer hat Sich Kinder genommen. Preis sei Ihm! Nein, vielmehr sind es geehrte Diener" [al-Anbiyāʾ: 26].</w:t>
       </w:r>
     </w:p>
     <w:p>
@@ -8414,7 +8414,7 @@
         <w:t xml:space="preserve"> </w:t>
       </w:r>
       <w:r>
-        <w:t xml:space="preserve">[Āl ʿImrān: 80]. Der Glaube, dass sie etwas an Anbetung verdienen, ist von Allah</w:t>
+        <w:t xml:space="preserve">„Und Er gebietet euch nicht, euch die Engel und die Propheten zu Herren zu nehmen. Sollte Er euch den Unglauben gebieten, nachdem ihr Muslime seid?" [Āl ʿImrān: 80]. Der Glaube, dass sie etwas an Anbetung verdienen, ist von Allah</w:t>
       </w:r>
       <w:r>
         <w:t xml:space="preserve"> </w:t>
@@ -8469,7 +8469,7 @@
         <w:t xml:space="preserve"> </w:t>
       </w:r>
       <w:r>
-        <w:t xml:space="preserve">[an-Naml: 65] – niemand kennt das absolute Verborgene außer unserem Herrn</w:t>
+        <w:t xml:space="preserve">„Sag: Niemand in den Himmeln und auf der Erde kennt das Verborgene außer Allah; und sie merken nicht, wann sie auferweckt werden" [an-Naml: 65] – niemand kennt das absolute Verborgene außer unserem Herrn</w:t>
       </w:r>
       <w:r>
         <w:t xml:space="preserve"> </w:t>
@@ -8506,7 +8506,7 @@
         <w:t xml:space="preserve"> </w:t>
       </w:r>
       <w:r>
-        <w:t xml:space="preserve">[al-Baqarah: 31], woraufhin die Engel sagten:</w:t>
+        <w:t xml:space="preserve">„Und Er lehrte Ādam die Namen alle, dann legte Er sie den Engeln vor und sagte: Teilt Mir die Namen dieser (Dinge) mit, wenn ihr wahrhaftig seid" [al-Baqarah: 31], woraufhin die Engel sagten:</w:t>
       </w:r>
       <w:r>
         <w:t xml:space="preserve"> </w:t>
@@ -8522,7 +8522,7 @@
         <w:t xml:space="preserve"> </w:t>
       </w:r>
       <w:r>
-        <w:t xml:space="preserve">[al-Baqarah: 32]; das belegt, dass sie das Verborgene nicht kennen.</w:t>
+        <w:t xml:space="preserve">„Sie sagten: Preis sei Dir! Wir haben kein Wissen außer dem, was Du uns gelehrt hast. Du bist ja der Allwissende, der Allweise" [al-Baqarah: 32]; das belegt, dass sie das Verborgene nicht kennen.</w:t>
       </w:r>
     </w:p>
     <w:p>
@@ -8556,7 +8556,7 @@
         <w:t xml:space="preserve"> </w:t>
       </w:r>
       <w:r>
-        <w:t xml:space="preserve">[al-Baqarah: 98].</w:t>
+        <w:t xml:space="preserve">„Wer (auch immer) Allah, Seinen Engeln, Seinen Gesandten, Ǧibrīl und Mīkāl feind ist – so ist Allah den Ungläubigen feind" [al-Baqarah: 98].</w:t>
       </w:r>
     </w:p>
     <w:p>
@@ -8764,7 +8764,7 @@
         <w:t xml:space="preserve"> </w:t>
       </w:r>
       <w:r>
-        <w:t xml:space="preserve">[al-Baqarah: 75]; dies belegt, dass die Bücher, die Allah auf Seine Gesandten herabsandte, Seine Rede</w:t>
+        <w:t xml:space="preserve">„Begehrt ihr denn, dass sie euch glauben, wo doch eine Gruppe von ihnen das Wort Allahs hörte und es dann, nachdem sie es begriffen hatten, wissentlich verfälschte?" [al-Baqarah: 75]; dies belegt, dass die Bücher, die Allah auf Seine Gesandten herabsandte, Seine Rede</w:t>
       </w:r>
       <w:r>
         <w:t xml:space="preserve"> </w:t>
@@ -8839,7 +8839,7 @@
         <w:t xml:space="preserve"> </w:t>
       </w:r>
       <w:r>
-        <w:t xml:space="preserve">[aš-Šūrā: 15]; „mā" hier ist ein verbindendes Relativwort, das Allgemeinheit ausdrückt – im Sinne von: Ich glaube an alles, was Allah an Buch herabgesandt hat. Wer also nicht an jedes Buch glaubt, das Allah</w:t>
+        <w:t xml:space="preserve">„Und sag: Ich glaube an das, was Allah an Buch herabgesandt hat" [aš-Šūrā: 15]; „mā" hier ist ein verbindendes Relativwort, das Allgemeinheit ausdrückt – im Sinne von: Ich glaube an alles, was Allah an Buch herabgesandt hat. Wer also nicht an jedes Buch glaubt, das Allah</w:t>
       </w:r>
       <w:r>
         <w:t xml:space="preserve"> </w:t>
@@ -8943,7 +8943,7 @@
         <w:t xml:space="preserve"> </w:t>
       </w:r>
       <w:r>
-        <w:t xml:space="preserve">[al-Māʾidah: 44]; so müssen wir glauben, dass es ein Buch gibt, das Allah herabsandte, namens Tawrāh. Und ebenso das Inǧīl, wie Allah, der Erhabene, sagt:</w:t>
+        <w:t xml:space="preserve">„Wahrlich, Wir sandten die Tawrāh herab, in der Rechtleitung und Licht sind" [al-Māʾidah: 44]; so müssen wir glauben, dass es ein Buch gibt, das Allah herabsandte, namens Tawrāh. Und ebenso das Inǧīl, wie Allah, der Erhabene, sagt:</w:t>
       </w:r>
       <w:r>
         <w:t xml:space="preserve"> </w:t>
@@ -8959,7 +8959,7 @@
         <w:t xml:space="preserve"> </w:t>
       </w:r>
       <w:r>
-        <w:t xml:space="preserve">[al-Ḥadīd: 27]. Und der Zabūr, wie Allah, der Erhabene, sagt:</w:t>
+        <w:t xml:space="preserve">„Und Wir gaben ihm (ʿĪsā) das Inǧīl" [al-Ḥadīd: 27]. Und der Zabūr, wie Allah, der Erhabene, sagt:</w:t>
       </w:r>
       <w:r>
         <w:t xml:space="preserve"> </w:t>
@@ -8975,7 +8975,7 @@
         <w:t xml:space="preserve"> </w:t>
       </w:r>
       <w:r>
-        <w:t xml:space="preserve">[an-Nisāʾ: 163]. Und die Blätter Ibrāhīms und Mūsās (Ṣuḥuf Ibrāhīm wa-Mūsā), wie Allah, der Erhabene, sagt:</w:t>
+        <w:t xml:space="preserve">„Und Wir gaben Dāwūd einen Zabūr (Psalter)" [an-Nisāʾ: 163]. Und die Blätter Ibrāhīms und Mūsās (Ṣuḥuf Ibrāhīm wa-Mūsā), wie Allah, der Erhabene, sagt:</w:t>
       </w:r>
       <w:r>
         <w:t xml:space="preserve"> </w:t>
@@ -8991,7 +8991,7 @@
         <w:t xml:space="preserve"> </w:t>
       </w:r>
       <w:r>
-        <w:t xml:space="preserve">[al-Aʿlā: 19].</w:t>
+        <w:t xml:space="preserve">„die Blätter Ibrāhīms und Mūsās" [al-Aʿlā: 19].</w:t>
       </w:r>
     </w:p>
     <w:p>
@@ -9088,7 +9088,7 @@
         <w:t xml:space="preserve"> </w:t>
       </w:r>
       <w:r>
-        <w:t xml:space="preserve">[al-Baqarah: 91].</w:t>
+        <w:t xml:space="preserve">„Und wenn zu ihnen gesagt wird: Glaubt an das, was Allah herabgesandt hat, sagen sie: Wir glauben an das, was auf uns herabgesandt wurde, und verleugnen das, was danach kam, obwohl es die Wahrheit ist, das bestätigend, was ihnen vorliegt" [al-Baqarah: 91].</w:t>
       </w:r>
     </w:p>
     <w:p>
@@ -9122,7 +9122,7 @@
         <w:t xml:space="preserve"> </w:t>
       </w:r>
       <w:r>
-        <w:t xml:space="preserve">[an-Nisāʾ: 61]. Und Allah</w:t>
+        <w:t xml:space="preserve">„Und wenn zu ihnen gesagt wird: Kommt her zu dem, was Allah herabgesandt hat, und zum Gesandten, siehst du die Heuchler sich entschieden von dir abwenden" [an-Nisāʾ: 61]. Und Allah</w:t>
       </w:r>
       <w:r>
         <w:t xml:space="preserve"> </w:t>
@@ -9150,7 +9150,7 @@
         <w:t xml:space="preserve"> </w:t>
       </w:r>
       <w:r>
-        <w:t xml:space="preserve">[an-Nūr: 47].</w:t>
+        <w:t xml:space="preserve">„Und sie sagen: Wir glauben an Allah und an den Gesandten und gehorchen. Hierauf, nach diesem, kehrt sich eine Gruppe von ihnen ab; jene sind nicht die Gläubigen" [an-Nūr: 47].</w:t>
       </w:r>
     </w:p>
     <w:p>
@@ -9193,7 +9193,7 @@
         <w:t xml:space="preserve"> </w:t>
       </w:r>
       <w:r>
-        <w:t xml:space="preserve">[al-Ḥiǧr: 9]. Und Er</w:t>
+        <w:t xml:space="preserve">„Wahrlich, Wir sind es, die Wir die Ermahnung (den Qurʾān) herabgesandt haben, und Wir werden wahrlich ihr Hüter sein" [al-Ḥiǧr: 9]. Und Er</w:t>
       </w:r>
       <w:r>
         <w:t xml:space="preserve"> </w:t>
@@ -9221,7 +9221,7 @@
         <w:t xml:space="preserve"> </w:t>
       </w:r>
       <w:r>
-        <w:t xml:space="preserve">[Fuṣṣilat: 42]. Wer also glaubt, der Qurʾān sei verfälscht oder unvollständig, ist mit einem der Nullifiers des Glaubens an die Bücher gekommen.</w:t>
+        <w:t xml:space="preserve">„Das Falsche kommt weder von vorn noch von hinten an ihn heran – eine Herabsendung von einem Allweisen, Lobenswürdigen" [Fuṣṣilat: 42]. Wer also glaubt, der Qurʾān sei verfälscht oder unvollständig, ist mit einem der Nullifiers des Glaubens an die Bücher gekommen.</w:t>
       </w:r>
     </w:p>
     <w:p>
@@ -9305,7 +9305,7 @@
         <w:t xml:space="preserve"> </w:t>
       </w:r>
       <w:r>
-        <w:t xml:space="preserve">[al-Isrāʾ: 106]. Was die früheren Bücher angeht, so wurden sie auf einmal herabgesandt; Allah, der Erhabene, sagt:</w:t>
+        <w:t xml:space="preserve">„Und einen Qurʾān haben Wir in Abschnitte geteilt, damit du ihn den Menschen in Abständen vorträgst; und Wir sandten ihn nach und nach herab" [al-Isrāʾ: 106]. Was die früheren Bücher angeht, so wurden sie auf einmal herabgesandt; Allah, der Erhabene, sagt:</w:t>
       </w:r>
       <w:r>
         <w:t xml:space="preserve"> </w:t>
@@ -9334,7 +9334,7 @@
         <w:t xml:space="preserve"> </w:t>
       </w:r>
       <w:r>
-        <w:t xml:space="preserve">[al-Furqān: 32].</w:t>
+        <w:t xml:space="preserve">„So (geschieht es), damit Wir dein Herz damit festigen; und Wir haben ihn wohlgeordnet vorgetragen" [al-Furqān: 32].</w:t>
       </w:r>
     </w:p>
     <w:p>
@@ -9401,7 +9401,7 @@
         <w:t xml:space="preserve"> </w:t>
       </w:r>
       <w:r>
-        <w:t xml:space="preserve">[al-Furqān: 1]; während die Wunder der Propheten vergangen und zu Ende gegangen sind – im Gegensatz zum Qurʾān.</w:t>
+        <w:t xml:space="preserve">„Segensreich ist Der, der Seinem Diener die Unterscheidung (al-Furqān) herabgesandt hat, damit er den Weltenbewohnern ein Warner sei" [al-Furqān: 1]; während die Wunder der Propheten vergangen und zu Ende gegangen sind – im Gegensatz zum Qurʾān.</w:t>
       </w:r>
     </w:p>
     <w:p>
@@ -9435,7 +9435,7 @@
         <w:t xml:space="preserve"> </w:t>
       </w:r>
       <w:r>
-        <w:t xml:space="preserve">[al-Māʾidah: 48]. Und zu seinem „Wächter-Sein" gehört: dass er die früheren Bücher abrogiert hat, sodass nur nach dem Buch Allahs</w:t>
+        <w:t xml:space="preserve">„Und Wir haben zu dir das Buch mit der Wahrheit herabgesandt, das bestätigend, was von dem Buch vor ihm war, und als Wächter darüber" [al-Māʾidah: 48]. Und zu seinem „Wächter-Sein" gehört: dass er die früheren Bücher abrogiert hat, sodass nur nach dem Buch Allahs</w:t>
       </w:r>
       <w:r>
         <w:t xml:space="preserve"> </w:t>
@@ -9493,7 +9493,7 @@
         <w:t xml:space="preserve"> </w:t>
       </w:r>
       <w:r>
-        <w:t xml:space="preserve">[Fuṣṣilat: 42]; denn derjenige, der die Bewahrung des Qurʾān übernommen hat, ist Allah</w:t>
+        <w:t xml:space="preserve">„Das Falsche kommt weder von vorn noch von hinten an ihn heran – eine Herabsendung von einem Allweisen, Lobenswürdigen" [Fuṣṣilat: 42]; denn derjenige, der die Bewahrung des Qurʾān übernommen hat, ist Allah</w:t>
       </w:r>
       <w:r>
         <w:t xml:space="preserve"> </w:t>
@@ -9533,7 +9533,7 @@
         <w:t xml:space="preserve"> </w:t>
       </w:r>
       <w:r>
-        <w:t xml:space="preserve">[al-Ḥiǧr: 9]. Die früheren Bücher hingegen wurden von der Verfälschung (taḥrīf) erfasst; denn Allah</w:t>
+        <w:t xml:space="preserve">„Wahrlich, Wir sind es, die Wir die Ermahnung herabgesandt haben, und Wir werden wahrlich ihr Hüter sein" [al-Ḥiǧr: 9]. Die früheren Bücher hingegen wurden von der Verfälschung (taḥrīf) erfasst; denn Allah</w:t>
       </w:r>
       <w:r>
         <w:t xml:space="preserve"> </w:t>
@@ -9561,7 +9561,7 @@
         <w:t xml:space="preserve"> </w:t>
       </w:r>
       <w:r>
-        <w:t xml:space="preserve">[al-Māʾidah: 44].</w:t>
+        <w:t xml:space="preserve">„Wahrlich, Wir sandten die Tawrāh herab, in der Rechtleitung und Licht sind; nach ihr richteten die Propheten, die sich (Allah) ergeben hatten, für die Juden, ebenso die Gottesgelehrten und die Rabbiner, gemäß dem, was ihnen vom Buch Allahs anvertraut worden war und dessen Zeugen sie waren" [al-Māʾidah: 44].</w:t>
       </w:r>
     </w:p>
     <w:p>
@@ -9821,7 +9821,7 @@
         <w:t xml:space="preserve"> </w:t>
       </w:r>
       <w:r>
-        <w:t xml:space="preserve">[an-Nisāʾ: 152]; „rusul" ist hier ein Plural in der Iḍāfah-Konstruktion, und der Plural in der Iḍāfah drückt Allgemeinheit aus – das heißt: Sie glaubten an Allah und alle Seine Gesandten. Dies ist ein Maß, mit dem der Diener notwendigerweise kommen muss.</w:t>
+        <w:t xml:space="preserve">„Und diejenigen, die an Allah und Seine Gesandten glauben und zwischen keinem von ihnen einen Unterschied machen – jenen wird Er ihren Lohn geben. Und Allah ist Allvergebend, Barmherzig" [an-Nisāʾ: 152]; „rusul" ist hier ein Plural in der Iḍāfah-Konstruktion, und der Plural in der Iḍāfah drückt Allgemeinheit aus – das heißt: Sie glaubten an Allah und alle Seine Gesandten. Dies ist ein Maß, mit dem der Diener notwendigerweise kommen muss.</w:t>
       </w:r>
     </w:p>
     <w:p>
@@ -10059,7 +10059,7 @@
         <w:t xml:space="preserve"> </w:t>
       </w:r>
       <w:r>
-        <w:t xml:space="preserve">[an-Nisāʾ: 150-151]; wer also zwischen den Gesandten im Glauben trennt, ist ein Ungläubiger.</w:t>
+        <w:t xml:space="preserve">„Diejenigen, die Allah und Seine Gesandten verleugnen und zwischen Allah und Seinen Gesandten einen Unterschied machen wollen und sagen: Wir glauben an einige und verleugnen andere, und dazwischen einen Weg einschlagen wollen – das sind die wahren Ungläubigen. Und für die Ungläubigen haben Wir eine schmachvolle Strafe bereitet" [an-Nisāʾ: 150-151]; wer also zwischen den Gesandten im Glauben trennt, ist ein Ungläubiger.</w:t>
       </w:r>
     </w:p>
     <w:p>
@@ -10121,7 +10121,7 @@
         <w:t xml:space="preserve"> </w:t>
       </w:r>
       <w:r>
-        <w:t xml:space="preserve">[an-Nūr: 47].</w:t>
+        <w:t xml:space="preserve">„Und sie sagen: Wir glauben an Allah und an den Gesandten und gehorchen. Hierauf, nach diesem, kehrt sich eine Gruppe von ihnen ab; jene sind nicht die Gläubigen" [an-Nūr: 47].</w:t>
       </w:r>
     </w:p>
     <w:p>
@@ -10167,7 +10167,7 @@
         <w:t xml:space="preserve"> </w:t>
       </w:r>
       <w:r>
-        <w:t xml:space="preserve">[al-Māʾidah: 17] – Allah</w:t>
+        <w:t xml:space="preserve">„Fürwahr, ungläubig sind diejenigen, die sagen: Allah ist der Messias, der Sohn Maryams. Sag: Wer vermöchte gegen Allah etwas (auszurichten), wenn Er den Messias, den Sohn Maryams, seine Mutter und alle, die auf der Erde sind, vernichten wollte?" [al-Māʾidah: 17] – Allah</w:t>
       </w:r>
       <w:r>
         <w:t xml:space="preserve"> </w:t>
@@ -10207,7 +10207,7 @@
         <w:t xml:space="preserve"> </w:t>
       </w:r>
       <w:r>
-        <w:t xml:space="preserve">[al-Māʾidah: 75] – wer also Speise isst, dem darf keine Anbetung zugewendet werden, wegen seiner Bedürftigkeit. Und Er</w:t>
+        <w:t xml:space="preserve">„Der Messias, der Sohn Maryams, ist nur ein Gesandter, vor dem bereits Gesandte dahingegangen sind. Und seine Mutter war eine Wahrhaftige; beide pflegten Speise zu essen. Schau, wie Wir ihnen die Zeichen klarmachen, und dann schau, wie sie sich abwenden lassen" [al-Māʾidah: 75] – wer also Speise isst, dem darf keine Anbetung zugewendet werden, wegen seiner Bedürftigkeit. Und Er</w:t>
       </w:r>
       <w:r>
         <w:t xml:space="preserve"> </w:t>
@@ -10235,7 +10235,7 @@
         <w:t xml:space="preserve"> </w:t>
       </w:r>
       <w:r>
-        <w:t xml:space="preserve">[al-Furqān: 20]. Und Allah befahl den Gesandten zu sagen:</w:t>
+        <w:t xml:space="preserve">„Und Wir sandten vor dir keine Gesandten, ohne dass sie Speise aßen und auf den Märkten umhergingen" [al-Furqān: 20]. Und Allah befahl den Gesandten zu sagen:</w:t>
       </w:r>
       <w:r>
         <w:t xml:space="preserve"> </w:t>
@@ -10251,7 +10251,7 @@
         <w:t xml:space="preserve"> </w:t>
       </w:r>
       <w:r>
-        <w:t xml:space="preserve">[al-Kahf: 110]; sie sind also Menschen, die Allah</w:t>
+        <w:t xml:space="preserve">„Ich bin nur ein Mensch wie ihr; mir wird (als Offenbarung) eingegeben, dass euer Gott nur ein einziger Gott ist" [al-Kahf: 110]; sie sind also Menschen, die Allah</w:t>
       </w:r>
       <w:r>
         <w:t xml:space="preserve"> </w:t>
@@ -10306,7 +10306,7 @@
         <w:t xml:space="preserve"> </w:t>
       </w:r>
       <w:r>
-        <w:t xml:space="preserve">[an-Naml: 65]; und Sein Wort:</w:t>
+        <w:t xml:space="preserve">„Sag: Niemand in den Himmeln und auf der Erde kennt das Verborgene außer Allah; und sie merken nicht, wann sie auferweckt werden" [an-Naml: 65]; und Sein Wort:</w:t>
       </w:r>
       <w:r>
         <w:t xml:space="preserve"> </w:t>
@@ -10322,7 +10322,7 @@
         <w:t xml:space="preserve"> </w:t>
       </w:r>
       <w:r>
-        <w:t xml:space="preserve">[al-Aʿrāf: 188]. Das belegt, dass die Propheten das Verborgene nicht kennen; wer glaubt, sie kennten das Verborgene, hat seinen Glauben an die Gesandten zunichtegemacht.</w:t>
+        <w:t xml:space="preserve">„Sag: Ich vermag mir selbst weder Nutzen noch Schaden (zu verschaffen), außer was Allah will. Wenn ich das Verborgene kennte, würde ich mir viel Gutes verschaffen, und Übles würde mir nicht widerfahren. Ich bin nur ein Warner und ein Freudenbote für Leute, die glauben" [al-Aʿrāf: 188]. Das belegt, dass die Propheten das Verborgene nicht kennen; wer glaubt, sie kennten das Verborgene, hat seinen Glauben an die Gesandten zunichtegemacht.</w:t>
       </w:r>
     </w:p>
     <w:p>
@@ -10368,7 +10368,7 @@
         <w:t xml:space="preserve"> </w:t>
       </w:r>
       <w:r>
-        <w:t xml:space="preserve">[al-Aḥzāb: 57].</w:t>
+        <w:t xml:space="preserve">„Wahrlich, diejenigen, die Allah und Seinen Gesandten Leid zufügen – Allah verflucht sie im Diesseits und Jenseits, und Er hat für sie eine schmachvolle Strafe bereitet" [al-Aḥzāb: 57].</w:t>
       </w:r>
     </w:p>
     <w:bookmarkEnd w:id="55"/>
@@ -10420,7 +10420,7 @@
         <w:t xml:space="preserve"> </w:t>
       </w:r>
       <w:r>
-        <w:t xml:space="preserve">[al-Kahf: 110]; er ist also ein Mensch, doch zeichnete er sich durch die Offenbarung aus.</w:t>
+        <w:t xml:space="preserve">„Sag: Ich bin nur ein Mensch wie ihr; mir wird (als Offenbarung) eingegeben, dass euer Gott nur ein einziger Gott ist" [al-Kahf: 110]; er ist also ein Mensch, doch zeichnete er sich durch die Offenbarung aus.</w:t>
       </w:r>
     </w:p>
     <w:p>
@@ -10478,7 +10478,7 @@
         <w:t xml:space="preserve"> </w:t>
       </w:r>
       <w:r>
-        <w:t xml:space="preserve">[an-Nisāʾ: 80]; Allah machte also den Gehorsam gegenüber dem Gesandten zur Pflicht – wäre er nicht unfehlbar, wäre der Gehorsam ihm gegenüber nicht zur Pflicht gemacht worden.</w:t>
+        <w:t xml:space="preserve">„Wer dem Gesandten gehorcht, der gehorcht (damit) Allah" [an-Nisāʾ: 80]; Allah machte also den Gehorsam gegenüber dem Gesandten zur Pflicht – wäre er nicht unfehlbar, wäre der Gehorsam ihm gegenüber nicht zur Pflicht gemacht worden.</w:t>
       </w:r>
     </w:p>
     <w:p>
@@ -10833,7 +10833,7 @@
         <w:t xml:space="preserve"> </w:t>
       </w:r>
       <w:r>
-        <w:t xml:space="preserve">[al-Baqarah: 253]. Und der Beweis, dass er der beste der Propheten ist – Allahs Segnungen und Heil seien auf ihm –, ist sein Wort:</w:t>
+        <w:t xml:space="preserve">„Das sind die Gesandten; Wir haben die einen von ihnen vor den anderen bevorzugt" [al-Baqarah: 253]. Und der Beweis, dass er der beste der Propheten ist – Allahs Segnungen und Heil seien auf ihm –, ist sein Wort:</w:t>
       </w:r>
       <w:r>
         <w:t xml:space="preserve"> </w:t>
@@ -10906,7 +10906,7 @@
         <w:t xml:space="preserve"> </w:t>
       </w:r>
       <w:r>
-        <w:t xml:space="preserve">[Sabaʾ: 28]. Und Er, der Erhabene, sagt:</w:t>
+        <w:t xml:space="preserve">„Und Wir haben dich nur als Bringer froher Botschaft und als Warner für alle Menschen gesandt; aber die meisten Menschen wissen nicht" [Sabaʾ: 28]. Und Er, der Erhabene, sagt:</w:t>
       </w:r>
       <w:r>
         <w:t xml:space="preserve"> </w:t>
@@ -10922,7 +10922,7 @@
         <w:t xml:space="preserve"> </w:t>
       </w:r>
       <w:r>
-        <w:t xml:space="preserve">[al-Aḥqāf: 29-32]. Was die übrigen Propheten angeht, so wurden sie zu ihren Völkern besonders (ḫāṣṣatan) gesandt.</w:t>
+        <w:t xml:space="preserve">„Und (gedenke,) als Wir eine kleine Schar Dschinn zu dir lenkten, die dem Qurʾān zuhörten. Als sie ihm beiwohnten, sagten sie: Seid still! Als er dann zu Ende war, kehrten sie zu ihrem Volk zurück, um zu warnen. Sie sagten: O unser Volk, wir haben ein Buch gehört, das nach Mūsā herabgesandt wurde, das bestätigend, was vor ihm war, und das zur Wahrheit und zu einem geraden Weg leitet. O unser Volk, erhört den Rufer Allahs und glaubt an ihn, so vergibt Er euch (etwas) von euren Sünden und schützt euch vor einer schmerzhaften Strafe. Und wer den Rufer Allahs nicht erhört, kann sich (Ihm) auf der Erde nicht entziehen, und er hat außer Ihm keine Beschützer. Jene befinden sich in deutlichem Irrtum" [al-Aḥqāf: 29-32]. Was die übrigen Propheten angeht, so wurden sie zu ihren Völkern besonders (ḫāṣṣatan) gesandt.</w:t>
       </w:r>
     </w:p>
     <w:p>
@@ -10956,7 +10956,7 @@
         <w:t xml:space="preserve"> </w:t>
       </w:r>
       <w:r>
-        <w:t xml:space="preserve">[al-Isrāʾ: 79]; und dies ist „al-Maqām al-Maḥmūd" (die lobenswerte Stätte) – es ist die Fürsprache.</w:t>
+        <w:t xml:space="preserve">„Vielleicht wird dein Herr dich zu einer lobenswerten Stätte erwecken" [al-Isrāʾ: 79]; und dies ist „al-Maqām al-Maḥmūd" (die lobenswerte Stätte) – es ist die Fürsprache.</w:t>
       </w:r>
     </w:p>
     <w:p>
@@ -11056,7 +11056,7 @@
         <w:t xml:space="preserve"> </w:t>
       </w:r>
       <w:r>
-        <w:t xml:space="preserve">[al-Aḥzāb: 40]; es gibt also keinen Propheten nach unserem Propheten</w:t>
+        <w:t xml:space="preserve">„Muḥammad ist nicht der Vater irgendeines eurer Männer, sondern der Gesandte Allahs und das Siegel der Propheten. Und Allah ist über alles Wissend" [al-Aḥzāb: 40]; es gibt also keinen Propheten nach unserem Propheten</w:t>
       </w:r>
       <w:r>
         <w:t xml:space="preserve"> </w:t>
@@ -11266,7 +11266,7 @@
         <w:t xml:space="preserve"> </w:t>
       </w:r>
       <w:r>
-        <w:t xml:space="preserve">[al-Ǧāṯiyah: 34]. Allah</w:t>
+        <w:t xml:space="preserve">„Und es wird gesagt: Heute vergessen Wir euch, so wie ihr die Begegnung mit diesem eurem Tag vergessen habt; und eure Zuflucht ist das Feuer, und ihr habt keine Helfer" [al-Ǧāṯiyah: 34]. Allah</w:t>
       </w:r>
       <w:r>
         <w:t xml:space="preserve"> </w:t>
@@ -11567,7 +11567,7 @@
         <w:t xml:space="preserve"> </w:t>
       </w:r>
       <w:r>
-        <w:t xml:space="preserve">[Ġāfir: 45-46]. Die Leute Firʿawns werden also dem Feuer vorgeführt, bevor die Stunde anbricht – das heißt: im Barzaḫ-Leben.</w:t>
+        <w:t xml:space="preserve">„Und die Leute Firʿawns umschloss die böse Strafe: das Feuer, dem sie morgens und abends vorgeführt werden. Und am Tag, da die Stunde anbricht (, wird gesagt): Lasst die Leute Firʿawns in die härteste Strafe eingehen!" [Ġāfir: 45-46]. Die Leute Firʿawns werden also dem Feuer vorgeführt, bevor die Stunde anbricht – das heißt: im Barzaḫ-Leben.</w:t>
       </w:r>
     </w:p>
     <w:p>
@@ -11754,7 +11754,7 @@
         <w:t xml:space="preserve"> </w:t>
       </w:r>
       <w:r>
-        <w:t xml:space="preserve">[az-Zumar: 68].</w:t>
+        <w:t xml:space="preserve">„Und es wird ins Horn geblasen, und da fallen alle, die in den Himmeln und auf der Erde sind, tot nieder, außer wem Allah will. Hierauf wird ein weiteres Mal hineingeblasen, und da stehen sie sogleich auf und schauen" [az-Zumar: 68].</w:t>
       </w:r>
     </w:p>
     <w:p>
@@ -11852,7 +11852,7 @@
         <w:t xml:space="preserve"> </w:t>
       </w:r>
       <w:r>
-        <w:t xml:space="preserve">[at-Taġābun: 7]. Die Menschen werden auf dem auferweckt, worauf sie im Diesseits waren: Wer auf etwas lebte, stirbt darauf; und wer auf etwas starb, wird darauf auferweckt. Wer also auf Musik, Liedern und Serien lebte und darauf starb, wird darauf auferweckt. So obliegt es dem Menschen, sich zu hüten und sich dem Gehorsam gegenüber Allah</w:t>
+        <w:t xml:space="preserve">„Diejenigen, die ungläubig sind, behaupten, dass sie nicht auferweckt werden. Sag: Doch, bei meinem Herrn, ihr werdet ganz gewiss auferweckt werden; hierauf wird euch ganz gewiss kundgetan, was ihr getan habt. Und dies ist Allah ein Leichtes" [at-Taġābun: 7]. Die Menschen werden auf dem auferweckt, worauf sie im Diesseits waren: Wer auf etwas lebte, stirbt darauf; und wer auf etwas starb, wird darauf auferweckt. Wer also auf Musik, Liedern und Serien lebte und darauf starb, wird darauf auferweckt. So obliegt es dem Menschen, sich zu hüten und sich dem Gehorsam gegenüber Allah</w:t>
       </w:r>
       <w:r>
         <w:t xml:space="preserve"> </w:t>
@@ -11920,7 +11920,7 @@
         <w:t xml:space="preserve"> </w:t>
       </w:r>
       <w:r>
-        <w:t xml:space="preserve">[al-Isrāʾ: 97] – wir suchen Zuflucht bei Allah vor dem Im-Stich-gelassen-Werden.</w:t>
+        <w:t xml:space="preserve">„Und Wir versammeln sie am Tag der Auferstehung auf ihren Gesichtern, blind, stumm und taub; ihre Zuflucht ist die Hölle. Jedes Mal, wenn sie schwächer wird, mehren Wir ihnen die Feuerglut" [al-Isrāʾ: 97] – wir suchen Zuflucht bei Allah vor dem Im-Stich-gelassen-Werden.</w:t>
       </w:r>
     </w:p>
     <w:p>
@@ -11958,7 +11958,7 @@
         <w:t xml:space="preserve"> </w:t>
       </w:r>
       <w:r>
-        <w:t xml:space="preserve">[Maryam: 85] – Glückwunsch also den Leuten des Glaubens.</w:t>
+        <w:t xml:space="preserve">„Am Tag, da Wir die Gottesfürchtigen als (geehrte) Abordnung zum Allerbarmer versammeln" [Maryam: 85] – Glückwunsch also den Leuten des Glaubens.</w:t>
       </w:r>
     </w:p>
     <w:p>
@@ -11992,7 +11992,7 @@
         <w:t xml:space="preserve"> </w:t>
       </w:r>
       <w:r>
-        <w:t xml:space="preserve">[Ibrāhīm: 48]. Es ist eine weiße, ins Rötliche spielende, weite (Ebene) – die Plätze des Tages der Auferstehung –, in der es kein Wegzeichen gibt; die Menschen werden auf dieser Erde versammelt. Und diese Erde gehört zu der Ehre, die Allah den Leuten des Glaubens erweist; Er macht sie für sie wie das (weiche) Fladenbrot, von dem sie essen – und dies ist den Leuten des Glaubens eigen. Auch die Tiere und das Vieh werden versammelt, wie Allah, der Erhabene, sagt:</w:t>
+        <w:t xml:space="preserve">„Am Tag, da die Erde durch eine andere Erde ausgewechselt wird, und (auch) die Himmel; und sie vor Allah, den Einen, den Allbezwinger, hintreten" [Ibrāhīm: 48]. Es ist eine weiße, ins Rötliche spielende, weite (Ebene) – die Plätze des Tages der Auferstehung –, in der es kein Wegzeichen gibt; die Menschen werden auf dieser Erde versammelt. Und diese Erde gehört zu der Ehre, die Allah den Leuten des Glaubens erweist; Er macht sie für sie wie das (weiche) Fladenbrot, von dem sie essen – und dies ist den Leuten des Glaubens eigen. Auch die Tiere und das Vieh werden versammelt, wie Allah, der Erhabene, sagt:</w:t>
       </w:r>
       <w:r>
         <w:t xml:space="preserve"> </w:t>
@@ -12008,7 +12008,7 @@
         <w:t xml:space="preserve"> </w:t>
       </w:r>
       <w:r>
-        <w:t xml:space="preserve">[at-Takwīr: 5] – die ganze Schöpfung wird also zum Ort der Versammlung versammelt.</w:t>
+        <w:t xml:space="preserve">„und wenn die wilden Tiere versammelt werden" [at-Takwīr: 5] – die ganze Schöpfung wird also zum Ort der Versammlung versammelt.</w:t>
       </w:r>
     </w:p>
     <w:p>
@@ -12202,7 +12202,7 @@
         <w:t xml:space="preserve"> </w:t>
       </w:r>
       <w:r>
-        <w:t xml:space="preserve">[al-Ḥāqqah: 19-20]. Und sein Lohn ist:</w:t>
+        <w:t xml:space="preserve">„Nehmt, lest mein Buch! Ich habe ja damit gerechnet, dass ich meiner Abrechnung begegnen werde" [al-Ḥāqqah: 19-20]. Und sein Lohn ist:</w:t>
       </w:r>
       <w:r>
         <w:t xml:space="preserve"> </w:t>
@@ -12218,7 +12218,7 @@
         <w:t xml:space="preserve"> </w:t>
       </w:r>
       <w:r>
-        <w:t xml:space="preserve">[al-Ḥāqqah: 21-24].</w:t>
+        <w:t xml:space="preserve">„So wird er in einem zufriedenen Leben sein, in einem hoch gelegenen Garten, dessen Früchte nahe (erreichbar) sind. Esst und trinkt als wohlbekömmlich für das, was ihr in den vergangenen Tagen vorausgeschickt habt" [al-Ḥāqqah: 21-24].</w:t>
       </w:r>
     </w:p>
     <w:p>
@@ -12256,7 +12256,7 @@
         <w:t xml:space="preserve"> </w:t>
       </w:r>
       <w:r>
-        <w:t xml:space="preserve">[al-Ḥāqqah: 25-29]. Und sein Lohn ist:</w:t>
+        <w:t xml:space="preserve">„O wäre mir mein Buch doch nicht gegeben worden, und wüsste ich nicht, was meine Abrechnung ist! O wäre sie (der Tod) doch das Ende gewesen! Mein Besitz hat mir nichts genützt, dahingeschwunden ist meine Macht" [al-Ḥāqqah: 25-29]. Und sein Lohn ist:</w:t>
       </w:r>
       <w:r>
         <w:t xml:space="preserve"> </w:t>
@@ -12272,7 +12272,7 @@
         <w:t xml:space="preserve"> </w:t>
       </w:r>
       <w:r>
-        <w:t xml:space="preserve">[al-Ḥāqqah: 30-32] – bis zum Ende der Verse.</w:t>
+        <w:t xml:space="preserve">„Ergreift ihn und fesselt ihn, hierauf setzt ihn dem Höllenbrand aus, hierauf steckt ihn in eine Kette, deren Länge siebzig Ellen ist" [al-Ḥāqqah: 30-32] – bis zum Ende der Verse.</w:t>
       </w:r>
     </w:p>
     <w:bookmarkEnd w:id="63"/>
@@ -12616,7 +12616,7 @@
         <w:t xml:space="preserve"> </w:t>
       </w:r>
       <w:r>
-        <w:t xml:space="preserve">[al-Aʿrāf: 8-9].</w:t>
+        <w:t xml:space="preserve">„Das Wägen erfolgt an jenem Tag der Wahrheit (entsprechend). Wessen Waagschalen schwer sind, das sind die Erfolgreichen. Wessen Waagschalen aber leicht sind, das sind diejenigen, die ihre Seelen verloren haben dafür, dass sie an Unseren Zeichen Unrecht zu tun pflegten" [al-Aʿrāf: 8-9].</w:t>
       </w:r>
     </w:p>
     <w:bookmarkEnd w:id="65"/>
@@ -12767,7 +12767,7 @@
         <w:t xml:space="preserve"> </w:t>
       </w:r>
       <w:r>
-        <w:t xml:space="preserve">[al-Ḥiǧr: 47]. Wer über den Übergang hinübergelangt, tritt ins Paradies ein; und wer von der Brücke fällt, ist im Feuer.</w:t>
+        <w:t xml:space="preserve">„Und Wir nehmen weg, was in ihren Herzen an Groll ist – als Brüder (liegen sie) auf Ruhebetten einander gegenüber" [al-Ḥiǧr: 47]. Wer über den Übergang hinübergelangt, tritt ins Paradies ein; und wer von der Brücke fällt, ist im Feuer.</w:t>
       </w:r>
     </w:p>
     <w:bookmarkEnd w:id="68"/>
@@ -12848,7 +12848,7 @@
         <w:t xml:space="preserve"> </w:t>
       </w:r>
       <w:r>
-        <w:t xml:space="preserve">[al-Qiyāmah: 22-23]. Dieses Paradies betreten nur Seine Schutzbefohlenen – jene, die über die Brücke hinübergelangten.</w:t>
+        <w:t xml:space="preserve">„(Manche) Gesichter werden an jenem Tag strahlend sein, zu ihrem Herrn schauend" [al-Qiyāmah: 22-23]. Dieses Paradies betreten nur Seine Schutzbefohlenen – jene, die über die Brücke hinübergelangten.</w:t>
       </w:r>
     </w:p>
     <w:p>
@@ -12928,7 +12928,7 @@
         <w:t xml:space="preserve"> </w:t>
       </w:r>
       <w:r>
-        <w:t xml:space="preserve">[Āl ʿImrān: 133], und über die Hölle:</w:t>
+        <w:t xml:space="preserve">„Und beeilt euch um Vergebung von eurem Herrn und (um) einen (Paradies-)Garten, dessen Breite (die) der Himmel und der Erde ist, bereitet für die Gottesfürchtigen" [Āl ʿImrān: 133], und über die Hölle:</w:t>
       </w:r>
       <w:r>
         <w:t xml:space="preserve"> </w:t>
@@ -12944,7 +12944,7 @@
         <w:t xml:space="preserve"> </w:t>
       </w:r>
       <w:r>
-        <w:t xml:space="preserve">[Āl ʿImrān: 131] – das heißt: dass sie schon bereitet und fertiggestellt sind.</w:t>
+        <w:t xml:space="preserve">„Und hütet euch vor dem Feuer, das für die Ungläubigen bereitet ist" [Āl ʿImrān: 131] – das heißt: dass sie schon bereitet und fertiggestellt sind.</w:t>
       </w:r>
     </w:p>
     <w:p>
@@ -12982,7 +12982,7 @@
         <w:t xml:space="preserve"> </w:t>
       </w:r>
       <w:r>
-        <w:t xml:space="preserve">[an-Nisāʾ: 57]. Und Er, der Erhabene, sagt (über die Früchte des Paradieses):</w:t>
+        <w:t xml:space="preserve">„Und diejenigen, die glauben und rechtschaffene Werke tun, werden Wir in Gärten eingehen lassen, durcheilt von Bächen, ewig und auf immer darin zu bleiben; darin haben sie gereinigte Gattinnen; und Wir lassen sie in beständigen Schatten eingehen" [an-Nisāʾ: 57]. Und Er, der Erhabene, sagt (über die Früchte des Paradieses):</w:t>
       </w:r>
       <w:r>
         <w:t xml:space="preserve"> </w:t>
@@ -12998,7 +12998,7 @@
         <w:t xml:space="preserve"> </w:t>
       </w:r>
       <w:r>
-        <w:t xml:space="preserve">[al-Wāqiʿah: 33]. Und Er, der Erhabene, sagt (über die Leute des Feuers):</w:t>
+        <w:t xml:space="preserve">„die weder aufhören noch verwehrt sind" [al-Wāqiʿah: 33]. Und Er, der Erhabene, sagt (über die Leute des Feuers):</w:t>
       </w:r>
       <w:r>
         <w:t xml:space="preserve"> </w:t>
@@ -13014,7 +13014,7 @@
         <w:t xml:space="preserve"> </w:t>
       </w:r>
       <w:r>
-        <w:t xml:space="preserve">[al-Baqarah: 167].</w:t>
+        <w:t xml:space="preserve">„und sie werden das Feuer nicht verlassen" [al-Baqarah: 167].</w:t>
       </w:r>
     </w:p>
     <w:bookmarkEnd w:id="69"/>
@@ -13071,7 +13071,7 @@
         <w:t xml:space="preserve"> </w:t>
       </w:r>
       <w:r>
-        <w:t xml:space="preserve">[al-Muṭaffifīn: 10-12]; Allah</w:t>
+        <w:t xml:space="preserve">„Wehe an jenem Tag den Leugnern, die den Tag des Gerichts für Lüge erklären! Und nur jeder maßlose Sünder erklärt ihn für Lüge" [al-Muṭaffifīn: 10-12]; Allah</w:t>
       </w:r>
       <w:r>
         <w:t xml:space="preserve"> </w:t>
@@ -13099,7 +13099,7 @@
         <w:t xml:space="preserve"> </w:t>
       </w:r>
       <w:r>
-        <w:t xml:space="preserve">[al-Ǧāṯiyah: 34]; wer also die Begegnung mit Allah</w:t>
+        <w:t xml:space="preserve">„Und es wird gesagt: Heute vergessen Wir euch, so wie ihr die Begegnung mit diesem eurem Tag vergessen habt" [al-Ǧāṯiyah: 34]; wer also die Begegnung mit Allah</w:t>
       </w:r>
       <w:r>
         <w:t xml:space="preserve"> </w:t>
@@ -13512,7 +13512,7 @@
         <w:t xml:space="preserve"> </w:t>
       </w:r>
       <w:r>
-        <w:t xml:space="preserve">[Ṭāhā: 98]. Er weiß, was war – das heißt: in der Vergangenheit –, und was sein wird – das heißt: in der Zukunft –, und was nicht war: wie es wäre, wenn es gewesen wäre; das Nicht-Geschehene weiß Er, wie es bestimmt wäre, wenn es existiert hätte, wie Allah, der Erhabene, sagt:</w:t>
+        <w:t xml:space="preserve">„Er umfasst alles mit (Seinem) Wissen" [Ṭāhā: 98]. Er weiß, was war – das heißt: in der Vergangenheit –, und was sein wird – das heißt: in der Zukunft –, und was nicht war: wie es wäre, wenn es gewesen wäre; das Nicht-Geschehene weiß Er, wie es bestimmt wäre, wenn es existiert hätte, wie Allah, der Erhabene, sagt:</w:t>
       </w:r>
       <w:r>
         <w:t xml:space="preserve"> </w:t>
@@ -13528,7 +13528,7 @@
         <w:t xml:space="preserve"> </w:t>
       </w:r>
       <w:r>
-        <w:t xml:space="preserve">[al-Anfāl: 22-23]. Es ist also nicht möglich, dass etwas geschieht, das dem Qadar zuwiderläuft; denn der Qadar ist mit dem ewigen Wissen Allahs verbunden, und Allah – Ihm bleibt nichts verborgen.</w:t>
+        <w:t xml:space="preserve">„Die schlimmsten Tiere (Geschöpfe) bei Allah sind die Tauben und Stummen, die nicht begreifen. Und wenn Allah an ihnen etwas Gutes gekannt hätte, hätte Er sie wahrlich hören lassen; und (selbst) wenn Er sie hätte hören lassen, hätten sie sich abgewandt und wären widerstrebend geblieben" [al-Anfāl: 22-23]. Es ist also nicht möglich, dass etwas geschieht, das dem Qadar zuwiderläuft; denn der Qadar ist mit dem ewigen Wissen Allahs verbunden, und Allah – Ihm bleibt nichts verborgen.</w:t>
       </w:r>
     </w:p>
     <w:p>
@@ -13648,7 +13648,7 @@
         <w:t xml:space="preserve"> </w:t>
       </w:r>
       <w:r>
-        <w:t xml:space="preserve">[Yāsīn: 12].</w:t>
+        <w:t xml:space="preserve">„Wahrlich, Wir sind es, die Wir die Toten wieder lebendig machen. Und Wir schreiben auf, was sie vorausgeschickt haben und (auch) ihre Spuren. Und alle Dinge haben Wir in einem deutlichen Verzeichnis erfasst" [Yāsīn: 12].</w:t>
       </w:r>
     </w:p>
     <w:p>
@@ -13747,7 +13747,7 @@
         <w:t xml:space="preserve"> </w:t>
       </w:r>
       <w:r>
-        <w:t xml:space="preserve">[al-Insān: 30].</w:t>
+        <w:t xml:space="preserve">„Und ihr wollt nicht, außer dass Allah will" [al-Insān: 30].</w:t>
       </w:r>
     </w:p>
     <w:p>
@@ -13793,7 +13793,7 @@
         <w:t xml:space="preserve"> </w:t>
       </w:r>
       <w:r>
-        <w:t xml:space="preserve">[az-Zumar: 62]. Der Diener und seine Handlung fallen unter die Erschaffung Allahs</w:t>
+        <w:t xml:space="preserve">„Allah ist der Schöpfer aller Dinge" [az-Zumar: 62]. Der Diener und seine Handlung fallen unter die Erschaffung Allahs</w:t>
       </w:r>
       <w:r>
         <w:t xml:space="preserve"> </w:t>
@@ -14126,7 +14126,7 @@
         <w:t xml:space="preserve"> </w:t>
       </w:r>
       <w:r>
-        <w:t xml:space="preserve">[al-Ḥuǧurāt: 15]. Er machte den Īmān vom Verneinen des Zweifels (raib) abhängig, und das Verneinen des Zweifels ist Sache des Herzens; das belegt, dass mit dem Īmān hier gemeint ist: das Wort des Herzens.</w:t>
+        <w:t xml:space="preserve">„Die (wahren) Gläubigen sind nur diejenigen, die an Allah und Seinen Gesandten glauben und hierauf nicht zweifeln" [al-Ḥuǧurāt: 15]. Er machte den Īmān vom Verneinen des Zweifels (raib) abhängig, und das Verneinen des Zweifels ist Sache des Herzens; das belegt, dass mit dem Īmān hier gemeint ist: das Wort des Herzens.</w:t>
       </w:r>
     </w:p>
     <w:p>
@@ -14169,7 +14169,7 @@
         <w:t xml:space="preserve"> </w:t>
       </w:r>
       <w:r>
-        <w:t xml:space="preserve">[al-Baqarah: 136]. Er bezeichnete den Islam mit Seinem Wort</w:t>
+        <w:t xml:space="preserve">„Sagt: Wir glauben an Allah und an das, was zu uns herabgesandt wurde, und an das, was zu Ibrāhīm, Ismāʿīl, Isḥāq, Yaʿqūb und den Stämmen herabgesandt wurde, und (an das,) was Mūsā und ʿĪsā gegeben wurde, und (an das,) was den Propheten von ihrem Herrn gegeben wurde. Wir machen zwischen keinem von ihnen einen Unterschied, und Ihm sind wir ergeben" [al-Baqarah: 136]. Er bezeichnete den Islam mit Seinem Wort</w:t>
       </w:r>
       <w:r>
         <w:t xml:space="preserve"> </w:t>
@@ -14228,7 +14228,7 @@
         <w:t xml:space="preserve"> </w:t>
       </w:r>
       <w:r>
-        <w:t xml:space="preserve">[al-Anfāl: 2-4]. Das Beben (des Herzens, al-waǧal) gehört zu den Werken der Herzen, und Er nannte es „Īmān".</w:t>
+        <w:t xml:space="preserve">„Die (wahren) Gläubigen sind ja diejenigen, deren Herzen sich vor Ehrfurcht regen, wenn Allah genannt wird, und die, wenn ihnen Seine Zeichen verlesen werden, dadurch an Glauben zunehmen, und die sich auf ihren Herrn verlassen, die das Gebet verrichten und von dem, womit Wir sie versorgt haben, ausgeben. Das sind die wahren Gläubigen. Für sie sind Rangstufen bei ihrem Herrn (bestimmt) und Vergebung und ehrenvolle Versorgung" [al-Anfāl: 2-4]. Das Beben (des Herzens, al-waǧal) gehört zu den Werken der Herzen, und Er nannte es „Īmān".</w:t>
       </w:r>
     </w:p>
     <w:p>
@@ -14271,7 +14271,7 @@
         <w:t xml:space="preserve"> </w:t>
       </w:r>
       <w:r>
-        <w:t xml:space="preserve">[al-Baqarah: 143]. Mit Konsens (Iǧmāʿ) der Leute des Wissens ist mit dem „Īmān" hier gemeint: das Gebet (aṣ-ṣalāh); denn sie pflegten zum Jerusalemer Heiligtum (Bayt al-Maqdis) zu beten, dann wurde (die Gebetsrichtung) vom Bayt al-Maqdis abrogiert – da sagte Allah</w:t>
+        <w:t xml:space="preserve">„Und Allah würde euren Glauben (euer Gebet) nicht verlorengehen lassen" [al-Baqarah: 143]. Mit Konsens (Iǧmāʿ) der Leute des Wissens ist mit dem „Īmān" hier gemeint: das Gebet (aṣ-ṣalāh); denn sie pflegten zum Jerusalemer Heiligtum (Bayt al-Maqdis) zu beten, dann wurde (die Gebetsrichtung) vom Bayt al-Maqdis abrogiert – da sagte Allah</w:t>
       </w:r>
       <w:r>
         <w:t xml:space="preserve"> </w:t>
@@ -14452,7 +14452,7 @@
         <w:t xml:space="preserve"> </w:t>
       </w:r>
       <w:r>
-        <w:t xml:space="preserve">[Āl ʿImrān: 173]. Und Er, der Erhabene, sagt:</w:t>
+        <w:t xml:space="preserve">„Diejenigen, zu denen die Menschen sagten: Die Menschen haben (sich) bereits gegen euch versammelt, so fürchtet sie! Doch das mehrte (nur) ihren Glauben" [Āl ʿImrān: 173]. Und Er, der Erhabene, sagt:</w:t>
       </w:r>
       <w:r>
         <w:t xml:space="preserve"> </w:t>
@@ -14468,7 +14468,7 @@
         <w:t xml:space="preserve"> </w:t>
       </w:r>
       <w:r>
-        <w:t xml:space="preserve">[al-Muddaṯṯir: 31].</w:t>
+        <w:t xml:space="preserve">„und damit diejenigen, die glauben, an Glauben zunehmen" [al-Muddaṯṯir: 31].</w:t>
       </w:r>
     </w:p>
     <w:p>
@@ -14598,7 +14598,7 @@
         <w:t xml:space="preserve"> </w:t>
       </w:r>
       <w:r>
-        <w:t xml:space="preserve">[al-Māʾidah: 27].</w:t>
+        <w:t xml:space="preserve">„Allah nimmt nur von den Gottesfürchtigen an" [al-Māʾidah: 27].</w:t>
       </w:r>
     </w:p>
     <w:p>
@@ -14632,7 +14632,7 @@
         <w:t xml:space="preserve"> </w:t>
       </w:r>
       <w:r>
-        <w:t xml:space="preserve">[an-Naǧm: 32]. Dies baut darauf auf, dass mit dem Īmān die Vollkommenheit des pflichtgemäßen Īmān gemeint ist; denn wer für sich selbst bezeugt, dass er zur Vollkommenheit des Īmān gelangt ist, der hat sich selbst gelobt (gereinigt).</w:t>
+        <w:t xml:space="preserve">„So erklärt nicht euch selbst für lauter; Er weiß am besten, wer gottesfürchtig ist" [an-Naǧm: 32]. Dies baut darauf auf, dass mit dem Īmān die Vollkommenheit des pflichtgemäßen Īmān gemeint ist; denn wer für sich selbst bezeugt, dass er zur Vollkommenheit des Īmān gelangt ist, der hat sich selbst gelobt (gereinigt).</w:t>
       </w:r>
     </w:p>
     <w:p>
@@ -14888,7 +14888,7 @@
         <w:t xml:space="preserve"> </w:t>
       </w:r>
       <w:r>
-        <w:t xml:space="preserve">[al-Baqarah: 34]; denn er kannte Allah</w:t>
+        <w:t xml:space="preserve">„außer Iblīs; er weigerte sich und verhielt sich hochmütig und gehörte zu den Ungläubigen" [al-Baqarah: 34]; denn er kannte Allah</w:t>
       </w:r>
       <w:r>
         <w:t xml:space="preserve"> </w:t>
@@ -15194,7 +15194,7 @@
         <w:t xml:space="preserve"> </w:t>
       </w:r>
       <w:r>
-        <w:t xml:space="preserve">[an-Naḥl: 106]. So erfordert das absolute Für-ungläubig-Erklären nicht das Für-ungläubig-Erklären der bestimmten Person, außer nachdem die Bedingungen erfüllt und die Hinderungsgründe ausgeschlossen sind.</w:t>
+        <w:t xml:space="preserve">„Wer Allah verleugnet, nachdem er geglaubt hatte – außer demjenigen, der gezwungen wird, während sein Herz im Glauben Ruhe gefunden hat …" [an-Naḥl: 106]. So erfordert das absolute Für-ungläubig-Erklären nicht das Für-ungläubig-Erklären der bestimmten Person, außer nachdem die Bedingungen erfüllt und die Hinderungsgründe ausgeschlossen sind.</w:t>
       </w:r>
     </w:p>
     <w:bookmarkStart w:id="80" w:name="Xd7f75195a0d4e5474b87e9459c239eab691a308"/>
@@ -15237,7 +15237,7 @@
         <w:t xml:space="preserve"> </w:t>
       </w:r>
       <w:r>
-        <w:t xml:space="preserve">[al-Bayyinah: 6].</w:t>
+        <w:t xml:space="preserve">„Diejenigen unter den Leuten der Schrift und den Götzendienern, die ungläubig sind, werden im Feuer der Hölle sein, ewig darin zu bleiben. Das sind die schlechtesten Geschöpfe" [al-Bayyinah: 6].</w:t>
       </w:r>
     </w:p>
     <w:p>
@@ -15301,7 +15301,7 @@
         <w:t xml:space="preserve"> </w:t>
       </w:r>
       <w:r>
-        <w:t xml:space="preserve">[al-Māʾidah: 5].</w:t>
+        <w:t xml:space="preserve">„Und wer den Glauben verleugnet, dessen Werk wird hinfällig, und im Jenseits gehört er zu den Verlierern" [al-Māʾidah: 5].</w:t>
       </w:r>
     </w:p>
     <w:bookmarkEnd w:id="80"/>
@@ -15414,7 +15414,7 @@
         <w:t xml:space="preserve"> </w:t>
       </w:r>
       <w:r>
-        <w:t xml:space="preserve">[al-Ḥuǧurāt: 9]; das belegt, dass mit dem Unglauben hier in seinem Wort „Werdet nicht (wieder) zu Ungläubigen" der kleine Unglaube gemeint ist.</w:t>
+        <w:t xml:space="preserve">„Und wenn zwei Gruppen von den Gläubigen einander bekämpfen …" [al-Ḥuǧurāt: 9]; das belegt, dass mit dem Unglauben hier in seinem Wort „Werdet nicht (wieder) zu Ungläubigen" der kleine Unglaube gemeint ist.</w:t>
       </w:r>
     </w:p>
     <w:bookmarkEnd w:id="81"/>
@@ -15924,7 +15924,7 @@
         <w:t xml:space="preserve"> </w:t>
       </w:r>
       <w:r>
-        <w:t xml:space="preserve">[at-Tawbah: 100]. Die Bestätigung (tazkiyah) Allahs</w:t>
+        <w:t xml:space="preserve">„Und die Vorausgeeilten, die Ersten von den Auswanderern und den Helfern, und diejenigen, die ihnen in Güte gefolgt sind – Allah hat Wohlgefallen an ihnen, und sie haben Wohlgefallen an Ihm. Und Er hat für sie Gärten bereitet, durcheilt von Bächen, ewig und auf immer darin zu bleiben. Das ist der großartige Erfolg" [at-Tawbah: 100]. Die Bestätigung (tazkiyah) Allahs</w:t>
       </w:r>
       <w:r>
         <w:t xml:space="preserve"> </w:t>
@@ -15976,7 +15976,7 @@
         <w:t xml:space="preserve"> </w:t>
       </w:r>
       <w:r>
-        <w:t xml:space="preserve">[al-Ḥadīd: 10]. Die Ṣaḥābah haben (gleichsam) die Brücke überschritten (sie stehen über jedem Zweifel).</w:t>
+        <w:t xml:space="preserve">„Und allen hat Allah das Beste (das Paradies) versprochen" [al-Ḥadīd: 10]. Die Ṣaḥābah haben (gleichsam) die Brücke überschritten (sie stehen über jedem Zweifel).</w:t>
       </w:r>
     </w:p>
     <w:p>
@@ -16343,7 +16343,7 @@
         <w:t xml:space="preserve"> </w:t>
       </w:r>
       <w:r>
-        <w:t xml:space="preserve">[al-Ḥašr: 10]. Zu den Kennzeichen der Ahl as-Sunnah gehört, dass sie für die Gefährten des Gesandten Allahs um Barmherzigkeit und Vergebung bitten – im Gegensatz zu den Leuten der Neuerung (ahl al-bidaʿ). Von ʿĀʾišah wird überliefert, dass sie sagte:</w:t>
+        <w:t xml:space="preserve">„Und diejenigen, die nach ihnen gekommen sind, sagen: Unser Herr, vergib uns und unseren Brüdern, die uns im Glauben vorausgegangen sind, und lass in unseren Herzen keinen Groll sein gegen diejenigen, die glauben. Unser Herr, Du bist ja Gütig und Barmherzig" [al-Ḥašr: 10]. Zu den Kennzeichen der Ahl as-Sunnah gehört, dass sie für die Gefährten des Gesandten Allahs um Barmherzigkeit und Vergebung bitten – im Gegensatz zu den Leuten der Neuerung (ahl al-bidaʿ). Von ʿĀʾišah wird überliefert, dass sie sagte:</w:t>
       </w:r>
       <w:r>
         <w:t xml:space="preserve"> </w:t>
@@ -16526,7 +16526,7 @@
         <w:t xml:space="preserve"> </w:t>
       </w:r>
       <w:r>
-        <w:t xml:space="preserve">[at-Tawbah: 100]. Wer also will, dass Allah</w:t>
+        <w:t xml:space="preserve">„Und die Vorausgeeilten, die Ersten von den Auswanderern und den Helfern, und diejenigen, die ihnen in Güte gefolgt sind – Allah hat Wohlgefallen an ihnen, und sie haben Wohlgefallen an Ihm. Und Er hat für sie Gärten bereitet, durcheilt von Bächen, ewig und auf immer darin zu bleiben. Das ist der großartige Erfolg" [at-Tawbah: 100]. Wer also will, dass Allah</w:t>
       </w:r>
       <w:r>
         <w:t xml:space="preserve"> </w:t>
@@ -17194,7 +17194,7 @@
         <w:t xml:space="preserve"> </w:t>
       </w:r>
       <w:r>
-        <w:t xml:space="preserve">[an-Nisāʾ: 59]. Er befahl also den Gehorsam gegenüber dem Befehlshaber (walī al-amr), und der Grundsatz im Befehl ist, dass er Pflicht ist.</w:t>
+        <w:t xml:space="preserve">„O die ihr glaubt, gehorcht Allah, gehorcht dem Gesandten und den Befehlshabern unter euch" [an-Nisāʾ: 59]. Er befahl also den Gehorsam gegenüber dem Befehlshaber (walī al-amr), und der Grundsatz im Befehl ist, dass er Pflicht ist.</w:t>
       </w:r>
     </w:p>
     <w:p>

--- a/aqidah_lektionen_deutsch_final.docx
+++ b/aqidah_lektionen_deutsch_final.docx
@@ -551,7 +551,7 @@
           <w:rPr>
             <w:rStyle w:val="Hyperlink"/>
           </w:rPr>
-          <w:t xml:space="preserve">Die Quellen der Erkenntnis (Maṣādir at-Talaqqī)</w:t>
+          <w:t xml:space="preserve">Die Quellen der Herleitung (Maṣādir at-Talaqqī)</w:t>
         </w:r>
       </w:hyperlink>
     </w:p>
@@ -962,7 +962,7 @@
         <w:pStyle w:val="Compact"/>
       </w:pPr>
       <w:r>
-        <w:t xml:space="preserve">Īmān billāh (Rubūbiyyah · Asmāʾ waṣ-Ṣifāt · Ulūhiyyah)</w:t>
+        <w:t xml:space="preserve">Īmān billāh – Glaube an Allah (Rubūbiyyah – Herrschaft · Asmāʾ waṣ-Ṣifāt – Namen u. Eigenschaften · Ulūhiyyah – Anbetung)</w:t>
       </w:r>
     </w:p>
     <w:p>
@@ -1319,7 +1319,7 @@
         <w:pStyle w:val="Heading2"/>
       </w:pPr>
       <w:r>
-        <w:t xml:space="preserve">Die Quellen der Erkenntnis (Maṣādir at-Talaqqī)</w:t>
+        <w:t xml:space="preserve">Die Quellen der Herleitung (Maṣādir at-Talaqqī)</w:t>
       </w:r>
     </w:p>
     <w:p>
@@ -1327,7 +1327,7 @@
         <w:pStyle w:val="FirstParagraph"/>
       </w:pPr>
       <w:r>
-        <w:t xml:space="preserve">Abb. 2 — Die Erkenntnisquellen bei Ahl as-Sunnah wal-Jamāʿah (مصدر التلقي)</w:t>
+        <w:t xml:space="preserve">Abb. 2 — Die Herleitungsquellen bei Ahl as-Sunnah wal-Jamāʿah (مصدر التلقي)</w:t>
       </w:r>
     </w:p>
     <w:p>
@@ -1338,7 +1338,7 @@
         <w:t xml:space="preserve">مصدر التلقي عند أهل السنة والجماعة</w:t>
       </w:r>
       <w:r>
-        <w:t xml:space="preserve">Quelle der Erkenntnis bei Ahl as-Sunnah wal-Jamāʿah</w:t>
+        <w:t xml:space="preserve">Quelle der Herleitung bei Ahl as-Sunnah wal-Jamāʿah</w:t>
       </w:r>
     </w:p>
     <w:p>
@@ -1431,15 +1431,15 @@
         <w:pStyle w:val="BodyText"/>
       </w:pPr>
       <w:r>
-        <w:t xml:space="preserve">Mit „Quelle der Erkenntnis" (maṣdar at-talaqqī) ist gemeint: Woher wird die ʿAqīdah entnommen?</w:t>
-      </w:r>
-    </w:p>
-    <w:p>
-      <w:pPr>
-        <w:pStyle w:val="BodyText"/>
-      </w:pPr>
-      <w:r>
-        <w:t xml:space="preserve">Die Quelle der Erkenntnis bei Ahl as-Sunnah wal-Jamāʿah geht auf drei Dinge zurück:</w:t>
+        <w:t xml:space="preserve">Mit „Quelle der Herleitung" (maṣdar at-talaqqī) ist gemeint: Woher wird die ʿAqīdah entnommen?</w:t>
+      </w:r>
+    </w:p>
+    <w:p>
+      <w:pPr>
+        <w:pStyle w:val="BodyText"/>
+      </w:pPr>
+      <w:r>
+        <w:t xml:space="preserve">Die Quelle der Herleitung bei Ahl as-Sunnah wal-Jamāʿah geht auf drei Dinge zurück:</w:t>
       </w:r>
     </w:p>
     <w:p>
@@ -1599,7 +1599,7 @@
         <w:pStyle w:val="BodyText"/>
       </w:pPr>
       <w:r>
-        <w:t xml:space="preserve">Dies sind die Quellen der Erkenntnis bei Ahl as-Sunnah wal-Jamāʿah.</w:t>
+        <w:t xml:space="preserve">Dies sind die Quellen der Herleitung bei Ahl as-Sunnah wal-Jamāʿah.</w:t>
       </w:r>
     </w:p>
     <w:p>
@@ -3406,10 +3406,7 @@
         <w:t xml:space="preserve">ﷺ</w:t>
       </w:r>
       <w:r>
-        <w:t xml:space="preserve"> </w:t>
-      </w:r>
-      <w:r>
-        <w:t xml:space="preserve">und erklärte ihr Blut für vergießbar. Das ist so, weil dieser Tawḥīd allein nicht genügt.</w:t>
+        <w:t xml:space="preserve">. Das ist so, weil dieser Tawḥīd allein nicht genügt.</w:t>
       </w:r>
     </w:p>
     <w:p>

--- a/aqidah_lektionen_deutsch_final.docx
+++ b/aqidah_lektionen_deutsch_final.docx
@@ -2558,7 +2558,7 @@
         <w:t xml:space="preserve"> </w:t>
       </w:r>
       <w:r>
-        <w:t xml:space="preserve">(Wilāyat Allāh) und Sein Beistand. Wer also will, dass Allah ihm beisteht, der verwirkliche den Glauben an Allah</w:t>
+        <w:t xml:space="preserve">(Wilāyat Allāh) und Seine Hilfe (Unterstützung). Wer also will, dass Allah ihm hilft, der verwirkliche den Glauben an Allah</w:t>
       </w:r>
       <w:r>
         <w:t xml:space="preserve"> </w:t>
@@ -2599,7 +2599,7 @@
         <w:pStyle w:val="BodyText"/>
       </w:pPr>
       <w:r>
-        <w:t xml:space="preserve">Das heißt: der Beistand der Gläubigen.</w:t>
+        <w:t xml:space="preserve">Das heißt: die Hilfe (Unterstützung) der Gläubigen.</w:t>
       </w:r>
     </w:p>
     <w:p>
@@ -7922,7 +7922,7 @@
           <w:bCs/>
           <w:b/>
         </w:rPr>
-        <w:t xml:space="preserve">Sie kehren ein, hören, sitzen, steigen herab</w:t>
+        <w:t xml:space="preserve">Sie haben Hände (Handflächen), hören, sitzen, steigen herab</w:t>
       </w:r>
       <w:r>
         <w:t xml:space="preserve"> </w:t>

--- a/aqidah_lektionen_deutsch_final.docx
+++ b/aqidah_lektionen_deutsch_final.docx
@@ -323,7 +323,7 @@
         <w:t xml:space="preserve"> </w:t>
       </w:r>
       <w:r>
-        <w:t xml:space="preserve">Klärung der Regeln bezüglich des Besuchs von Gräbern und Schreinen · Das Urteil über das Gebet auf dem Friedhof ohne Verehrungsabsicht · Wichtige Fragen und Antworten zum kleinen Širk · Die salafitischen Regeln und Maßstäbe bei den Namen und Eigenschaften des Herrn der Geschöpfe · Die Übereinstimmung Ibn Taymiyyahs mit den Imāmen der Salaf bei den Regeln zu Namen und Eigenschaften · Erläuterung der Regeln der Namen und Eigenschaften · Erläuterung der Maßstäbe der Eigenschaften · Klärung der Bedeutung von „aṣ-Ṣūrah" im Ausspruch „Allah erschuf Ādam nach Seiner Gestalt" · Die Auswirkung des Glaubens an Allahs Eigenschaften auf das Verhalten des Dieners.</w:t>
+        <w:t xml:space="preserve">Klärung der Regeln bezüglich des Besuchs von Gräbern und Schreinen · Das Urteil über das Gebet auf dem Friedhof ohne Verehrungsabsicht · Wichtige Fragen und Antworten zum kleinen Širk · Die Regeln und Maßstäbe der frommen Altvorderen (Salaf) bei den Namen und Eigenschaften des Herrn der Geschöpfe · Die Übereinstimmung Ibn Taymiyyahs mit den Imāmen der Salaf bei den Regeln zu Namen und Eigenschaften · Erläuterung der Regeln der Namen und Eigenschaften · Erläuterung der Maßstäbe der Eigenschaften · Klärung der Bedeutung von „aṣ-Ṣūrah" im Ausspruch „Allah erschuf Ādam nach Seinem Ebenbild" · Die Auswirkung des Glaubens an Allahs Eigenschaften auf das Verhalten des Dieners.</w:t>
       </w:r>
     </w:p>
     <w:p>
@@ -551,7 +551,7 @@
           <w:rPr>
             <w:rStyle w:val="Hyperlink"/>
           </w:rPr>
-          <w:t xml:space="preserve">Die Quellen der Herleitung (Maṣādir at-Talaqqī)</w:t>
+          <w:t xml:space="preserve">Die Quellen der ʿAqīdah (Maṣādir at-Talaqqī)</w:t>
         </w:r>
       </w:hyperlink>
     </w:p>
@@ -568,7 +568,7 @@
           <w:rPr>
             <w:rStyle w:val="Hyperlink"/>
           </w:rPr>
-          <w:t xml:space="preserve">Tor 1 – Die sechs Säulen des Īmān</w:t>
+          <w:t xml:space="preserve">Tor 1 – Die sechs Säulen des Glaubens</w:t>
         </w:r>
       </w:hyperlink>
     </w:p>
@@ -585,7 +585,7 @@
           <w:rPr>
             <w:rStyle w:val="Hyperlink"/>
           </w:rPr>
-          <w:t xml:space="preserve">1. Säule: Īmān billāh</w:t>
+          <w:t xml:space="preserve">1. Säule: Glaube an Allah</w:t>
         </w:r>
       </w:hyperlink>
     </w:p>
@@ -602,7 +602,7 @@
           <w:rPr>
             <w:rStyle w:val="Hyperlink"/>
           </w:rPr>
-          <w:t xml:space="preserve">2. Säule: Īmān bil-Malāʾikah</w:t>
+          <w:t xml:space="preserve">2. Säule: Glaube an die Engel</w:t>
         </w:r>
       </w:hyperlink>
     </w:p>
@@ -619,7 +619,7 @@
           <w:rPr>
             <w:rStyle w:val="Hyperlink"/>
           </w:rPr>
-          <w:t xml:space="preserve">3. Säule: Īmān bil-Kutub</w:t>
+          <w:t xml:space="preserve">3. Säule: Glaube an die Bücher</w:t>
         </w:r>
       </w:hyperlink>
     </w:p>
@@ -636,7 +636,7 @@
           <w:rPr>
             <w:rStyle w:val="Hyperlink"/>
           </w:rPr>
-          <w:t xml:space="preserve">4. Säule: Īmān bir-Rusul</w:t>
+          <w:t xml:space="preserve">4. Säule: Glaube an die Gesandten</w:t>
         </w:r>
       </w:hyperlink>
     </w:p>
@@ -653,7 +653,7 @@
           <w:rPr>
             <w:rStyle w:val="Hyperlink"/>
           </w:rPr>
-          <w:t xml:space="preserve">5. Säule: Īmān bil-Yawm al-Ākhir</w:t>
+          <w:t xml:space="preserve">5. Säule: Glaube an den Jüngsten Tag</w:t>
         </w:r>
       </w:hyperlink>
     </w:p>
@@ -670,7 +670,7 @@
           <w:rPr>
             <w:rStyle w:val="Hyperlink"/>
           </w:rPr>
-          <w:t xml:space="preserve">6. Säule: Īmān bil-Qadar</w:t>
+          <w:t xml:space="preserve">6. Säule: Glaube an die göttliche Vorherbestimmung</w:t>
         </w:r>
       </w:hyperlink>
     </w:p>
@@ -687,7 +687,7 @@
           <w:rPr>
             <w:rStyle w:val="Hyperlink"/>
           </w:rPr>
-          <w:t xml:space="preserve">Tor 2 – Der Musammā des Īmān</w:t>
+          <w:t xml:space="preserve">Tor 2 – Die Benennung des Glaubens</w:t>
         </w:r>
       </w:hyperlink>
     </w:p>
@@ -704,7 +704,7 @@
           <w:rPr>
             <w:rStyle w:val="Hyperlink"/>
           </w:rPr>
-          <w:t xml:space="preserve">Aṣ-Ṣaḥābah</w:t>
+          <w:t xml:space="preserve">Die Prophetengefährten</w:t>
         </w:r>
       </w:hyperlink>
     </w:p>
@@ -721,7 +721,7 @@
           <w:rPr>
             <w:rStyle w:val="Hyperlink"/>
           </w:rPr>
-          <w:t xml:space="preserve">Al-Imāmah</w:t>
+          <w:t xml:space="preserve">Das Imamat</w:t>
         </w:r>
       </w:hyperlink>
     </w:p>
@@ -782,7 +782,7 @@
         <w:pStyle w:val="FirstParagraph"/>
       </w:pPr>
       <w:r>
-        <w:t xml:space="preserve">Alles Lob gebührt Allah, dem Herrn der Welten, und Allah segne und schenke Heil unserem Propheten Muḥammad, seiner Familie und allen seinen Gefährten.</w:t>
+        <w:t xml:space="preserve">Alles Lob gebührt Allah, dem Herrn der Welten, und Allah segne unseren Propheten Muḥammad und schenke ihm Frieden, ebenso seiner Familie und allen seinen Gefährten.</w:t>
       </w:r>
     </w:p>
     <w:p>
@@ -822,10 +822,7 @@
         <w:pStyle w:val="BodyText"/>
       </w:pPr>
       <w:r>
-        <w:t xml:space="preserve">Die Sorgfalt um die ʿAqīdah ist für jeden Muslim Pflicht, denn in ihr liegt die Rettung des Menschen – im Diesseits vor den Zweifeln und den Begierden, und im Jenseits vor der Strafe. In ihr liegt zudem die Verwirklichung des Zwecks, um dessentwillen die beiden Lasten (Menschen und Dschinn,</w:t>
-      </w:r>
-      <w:r>
-        <w:t xml:space="preserve"> </w:t>
+        <w:t xml:space="preserve">Die Sorgfalt um die ʿAqīdah ist für jeden Muslim Pflicht, denn in ihr liegt die Rettung des Menschen – im Diesseits vor den Zweifeln und den Begierden, und im Jenseits vor der Strafe. In ihr liegt zudem die Verwirklichung des Zwecks, um dessentwillen Mensch und Dschinn (</w:t>
       </w:r>
       <w:r>
         <w:rPr>
@@ -917,16 +914,13 @@
         <w:pStyle w:val="FirstParagraph"/>
       </w:pPr>
       <w:r>
-        <w:t xml:space="preserve">Abb. 1 — Übersicht der Tore der ʿAqīdah (مجمل أبواب العقيدة)</w:t>
-      </w:r>
-    </w:p>
-    <w:p>
-      <w:pPr>
-        <w:pStyle w:val="BodyText"/>
-      </w:pPr>
-      <w:r>
-        <w:t xml:space="preserve">مجمل أبواب العقيدة</w:t>
-      </w:r>
+        <w:t xml:space="preserve">Abb. 1 — Übersicht der Tore der ʿAqīdah</w:t>
+      </w:r>
+    </w:p>
+    <w:p>
+      <w:pPr>
+        <w:pStyle w:val="BodyText"/>
+      </w:pPr>
       <w:r>
         <w:t xml:space="preserve">Gesamtübersicht der Tore der ʿAqīdah</w:t>
       </w:r>
@@ -944,13 +938,10 @@
         <w:pStyle w:val="BodyText"/>
       </w:pPr>
       <w:r>
-        <w:t xml:space="preserve">الباب الأول</w:t>
-      </w:r>
-      <w:r>
-        <w:t xml:space="preserve">Tor 1 — Arkān al-Īmān</w:t>
-      </w:r>
-      <w:r>
-        <w:t xml:space="preserve">Die sechs Säulen des Īmān:</w:t>
+        <w:t xml:space="preserve">Tor 1 — Die Säulen des Glaubens</w:t>
+      </w:r>
+      <w:r>
+        <w:t xml:space="preserve">Die sechs Säulen des Glaubens:</w:t>
       </w:r>
     </w:p>
     <w:p>
@@ -962,7 +953,7 @@
         <w:pStyle w:val="Compact"/>
       </w:pPr>
       <w:r>
-        <w:t xml:space="preserve">Īmān billāh – Glaube an Allah (Rubūbiyyah – Herrschaft · Asmāʾ waṣ-Ṣifāt – Namen u. Eigenschaften · Ulūhiyyah – Anbetung)</w:t>
+        <w:t xml:space="preserve">Glaube an Allah (Herrschaft · Namen und Eigenschaften · Anbetung)</w:t>
       </w:r>
     </w:p>
     <w:p>
@@ -974,7 +965,7 @@
         <w:pStyle w:val="Compact"/>
       </w:pPr>
       <w:r>
-        <w:t xml:space="preserve">Īmān bil-Malāʾikah</w:t>
+        <w:t xml:space="preserve">Glaube an die Engel</w:t>
       </w:r>
     </w:p>
     <w:p>
@@ -986,7 +977,7 @@
         <w:pStyle w:val="Compact"/>
       </w:pPr>
       <w:r>
-        <w:t xml:space="preserve">Īmān bil-Kutub</w:t>
+        <w:t xml:space="preserve">Glaube an die Bücher</w:t>
       </w:r>
     </w:p>
     <w:p>
@@ -998,7 +989,7 @@
         <w:pStyle w:val="Compact"/>
       </w:pPr>
       <w:r>
-        <w:t xml:space="preserve">Īmān bir-Rusul</w:t>
+        <w:t xml:space="preserve">Glaube an die Gesandten</w:t>
       </w:r>
     </w:p>
     <w:p>
@@ -1010,7 +1001,7 @@
         <w:pStyle w:val="Compact"/>
       </w:pPr>
       <w:r>
-        <w:t xml:space="preserve">Īmān bil-Yawm al-Ākhir</w:t>
+        <w:t xml:space="preserve">Glaube an den Jüngsten Tag</w:t>
       </w:r>
     </w:p>
     <w:p>
@@ -1022,16 +1013,13 @@
         <w:pStyle w:val="Compact"/>
       </w:pPr>
       <w:r>
-        <w:t xml:space="preserve">Īmān bil-Qadar</w:t>
+        <w:t xml:space="preserve">Glaube an die göttliche Vorherbestimmung</w:t>
       </w:r>
     </w:p>
     <w:p>
       <w:pPr>
         <w:pStyle w:val="FirstParagraph"/>
       </w:pPr>
-      <w:r>
-        <w:t xml:space="preserve">الباب الثاني</w:t>
-      </w:r>
       <w:r>
         <w:t xml:space="preserve">Tor 2 — Anschließendes</w:t>
       </w:r>
@@ -1048,7 +1036,7 @@
         <w:pStyle w:val="Compact"/>
       </w:pPr>
       <w:r>
-        <w:t xml:space="preserve">Musammā al-Īmān (Benennung des Īmān)</w:t>
+        <w:t xml:space="preserve">Die Benennung des Glaubens</w:t>
       </w:r>
     </w:p>
     <w:p>
@@ -1060,7 +1048,7 @@
         <w:pStyle w:val="Compact"/>
       </w:pPr>
       <w:r>
-        <w:t xml:space="preserve">Aṣ-Ṣaḥābah</w:t>
+        <w:t xml:space="preserve">Die Prophetengefährten</w:t>
       </w:r>
     </w:p>
     <w:p>
@@ -1072,7 +1060,7 @@
         <w:pStyle w:val="Compact"/>
       </w:pPr>
       <w:r>
-        <w:t xml:space="preserve">Al-Imāmah</w:t>
+        <w:t xml:space="preserve">Das Imamat</w:t>
       </w:r>
     </w:p>
     <w:p>
@@ -1097,7 +1085,7 @@
         <w:t xml:space="preserve">ﷻ</w:t>
       </w:r>
       <w:r>
-        <w:t xml:space="preserve">, Hoffnung auf Ihn und Furcht vor Ihm hervor; so wird sein Leben gerade, und er wird in seinem Diesseits und Jenseits glücklich.</w:t>
+        <w:t xml:space="preserve">, Hoffnung auf Ihn und Furcht vor Ihm hervor; so wird sein Leben standhaft, und er wird in seinem Diesseits und Jenseits glücklich.</w:t>
       </w:r>
     </w:p>
     <w:p>
@@ -1319,7 +1307,7 @@
         <w:pStyle w:val="Heading2"/>
       </w:pPr>
       <w:r>
-        <w:t xml:space="preserve">Die Quellen der Herleitung (Maṣādir at-Talaqqī)</w:t>
+        <w:t xml:space="preserve">Die Quellen der ʿAqīdah (Maṣādir at-Talaqqī)</w:t>
       </w:r>
     </w:p>
     <w:p>
@@ -1327,7 +1315,7 @@
         <w:pStyle w:val="FirstParagraph"/>
       </w:pPr>
       <w:r>
-        <w:t xml:space="preserve">Abb. 2 — Die Herleitungsquellen bei Ahl as-Sunnah wal-Jamāʿah (مصدر التلقي)</w:t>
+        <w:t xml:space="preserve">Abb. 2 — Die Quellen der ʿAqīdah bei Ahl as-Sunnah wal-Jamāʿah (مصدر التلقي)</w:t>
       </w:r>
     </w:p>
     <w:p>
@@ -1338,7 +1326,7 @@
         <w:t xml:space="preserve">مصدر التلقي عند أهل السنة والجماعة</w:t>
       </w:r>
       <w:r>
-        <w:t xml:space="preserve">Quelle der Herleitung bei Ahl as-Sunnah wal-Jamāʿah</w:t>
+        <w:t xml:space="preserve">Quelle der ʿAqīdah bei Ahl as-Sunnah wal-Jamāʿah</w:t>
       </w:r>
     </w:p>
     <w:p>
@@ -1374,7 +1362,7 @@
         <w:t xml:space="preserve">As-Sunnah</w:t>
       </w:r>
       <w:r>
-        <w:t xml:space="preserve">verbal · faktisch · billigend</w:t>
+        <w:t xml:space="preserve">Wort · Tat · Billigung</w:t>
       </w:r>
     </w:p>
     <w:p>
@@ -1423,23 +1411,23 @@
         <w:t xml:space="preserve">Vor Irrtum rettende Grundregel (قاعدة منجية من الضلال)</w:t>
       </w:r>
       <w:r>
-        <w:t xml:space="preserve">„Das Verständnis von Qurʾān und Sunnah muss mit dem Verständnis der rechtschaffenen Salaf übereinstimmen."</w:t>
-      </w:r>
-    </w:p>
-    <w:p>
-      <w:pPr>
-        <w:pStyle w:val="BodyText"/>
-      </w:pPr>
-      <w:r>
-        <w:t xml:space="preserve">Mit „Quelle der Herleitung" (maṣdar at-talaqqī) ist gemeint: Woher wird die ʿAqīdah entnommen?</w:t>
-      </w:r>
-    </w:p>
-    <w:p>
-      <w:pPr>
-        <w:pStyle w:val="BodyText"/>
-      </w:pPr>
-      <w:r>
-        <w:t xml:space="preserve">Die Quelle der Herleitung bei Ahl as-Sunnah wal-Jamāʿah geht auf drei Dinge zurück:</w:t>
+        <w:t xml:space="preserve">„Das Verständnis von Qurʾān und Sunnah muss mit dem Verständnis der rechtschaffenen Salaf (der ersten drei Generationen) übereinstimmen."</w:t>
+      </w:r>
+    </w:p>
+    <w:p>
+      <w:pPr>
+        <w:pStyle w:val="BodyText"/>
+      </w:pPr>
+      <w:r>
+        <w:t xml:space="preserve">Mit „Quelle der ʿAqīdah" (maṣdar at-talaqqī) ist gemeint: Woher wird die ʿAqīdah entnommen?</w:t>
+      </w:r>
+    </w:p>
+    <w:p>
+      <w:pPr>
+        <w:pStyle w:val="BodyText"/>
+      </w:pPr>
+      <w:r>
+        <w:t xml:space="preserve">Die Quelle der ʿAqīdah bei Ahl as-Sunnah wal-Jamāʿah geht auf drei Dinge zurück:</w:t>
       </w:r>
     </w:p>
     <w:p>
@@ -1457,7 +1445,7 @@
         <w:t xml:space="preserve"> </w:t>
       </w:r>
       <w:r>
-        <w:t xml:space="preserve">Damit meinen wir den Qurʾān; denn der Qurʾān ist die Rede Allahs</w:t>
+        <w:t xml:space="preserve">Damit meinen wir den Qurʾān; denn der Qurʾān ist die wirkliche Rede von Allah</w:t>
       </w:r>
       <w:r>
         <w:t xml:space="preserve"> </w:t>
@@ -1466,10 +1454,7 @@
         <w:t xml:space="preserve">ﷻ</w:t>
       </w:r>
       <w:r>
-        <w:t xml:space="preserve"> </w:t>
-      </w:r>
-      <w:r>
-        <w:t xml:space="preserve">– wirklich und wahrhaftig (ḥaqīqatan).</w:t>
+        <w:t xml:space="preserve">.</w:t>
       </w:r>
     </w:p>
     <w:p>
@@ -1499,7 +1484,7 @@
         <w:t xml:space="preserve"> </w:t>
       </w:r>
       <w:r>
-        <w:t xml:space="preserve">– ob sie verbal (qawliyyah), faktisch (fiʿliyyah), billigend (taqrīriyyah) oder unterlassend (tarkiyyah) ist. Mit der Sunnah wird in der ʿAqīdah argumentiert, ob sie nun mutawātir (vielfach überliefert) oder vom Typ der Āḥād (Einzelüberlieferung) ist; denn Ahl as-Sunnah wal-Jamāʿah unterscheiden beim Argumentieren in der ʿAqīdah nicht zwischen Mutawātir und Āḥād. So wie sie mit dem Mutawātir argumentieren, argumentieren sie auch mit dem Āḥād.</w:t>
+        <w:t xml:space="preserve">– ob sie ein Wort (qawliyyah), eine Tat (fiʿliyyah), eine Billigung (taqrīriyyah) oder ein Unterlassen (tarkiyyah) ist. Mit der Sunnah wird in der ʿAqīdah argumentiert, ob sie nun mutawātir (vielfach überliefert) oder vom Typ der Āḥād (Einzelüberlieferung) ist; denn Ahl as-Sunnah wal-Jamāʿah unterscheiden beim Argumentieren in der ʿAqīdah nicht zwischen Mutawātir und Āḥād. So wie sie mit dem Mutawātir argumentieren, argumentieren sie auch mit dem Āḥād.</w:t>
       </w:r>
     </w:p>
     <w:p>
@@ -1599,7 +1584,7 @@
         <w:pStyle w:val="BodyText"/>
       </w:pPr>
       <w:r>
-        <w:t xml:space="preserve">Dies sind die Quellen der Herleitung bei Ahl as-Sunnah wal-Jamāʿah.</w:t>
+        <w:t xml:space="preserve">Dies sind die Quellen der ʿAqīdah bei Ahl as-Sunnah wal-Jamāʿah.</w:t>
       </w:r>
     </w:p>
     <w:p>
@@ -1874,7 +1859,7 @@
         <w:pStyle w:val="Heading2"/>
       </w:pPr>
       <w:r>
-        <w:t xml:space="preserve">Tor 1 – Die sechs Säulen des Īmān</w:t>
+        <w:t xml:space="preserve">Tor 1 – Die sechs Säulen des Glaubens</w:t>
       </w:r>
     </w:p>
     <w:p>
@@ -2042,7 +2027,7 @@
         <w:pStyle w:val="Heading2"/>
       </w:pPr>
       <w:r>
-        <w:t xml:space="preserve">1. Säule: Īmān billāh – Der Glaube an Allah</w:t>
+        <w:t xml:space="preserve">1. Säule: Der Glaube an Allah</w:t>
       </w:r>
     </w:p>
     <w:p>
@@ -2069,7 +2054,7 @@
         <w:pStyle w:val="BodyText"/>
       </w:pPr>
       <w:r>
-        <w:t xml:space="preserve">beruht auf dem Tawḥīd Allahs in (يقوم على توحيد الله في):</w:t>
+        <w:t xml:space="preserve">beruht auf der Einzigkeit Allahs ﷻ in:</w:t>
       </w:r>
     </w:p>
     <w:p>
@@ -2280,20 +2265,7 @@
         <w:t xml:space="preserve"> </w:t>
       </w:r>
       <w:r>
-        <w:t xml:space="preserve">– im Sinne von: Allah in Seinen Handlungen (Glory be to Him,</w:t>
-      </w:r>
-      <w:r>
-        <w:t xml:space="preserve"> </w:t>
-      </w:r>
-      <w:r>
-        <w:rPr>
-          <w:iCs/>
-          <w:i/>
-        </w:rPr>
-        <w:t xml:space="preserve">subḥānahu</w:t>
-      </w:r>
-      <w:r>
-        <w:t xml:space="preserve">) als Einzigen anzuerkennen.</w:t>
+        <w:t xml:space="preserve">– im Sinne von: Allah in Seinen Handlungen (erhaben ist Er) als Einzigen anzuerkennen.</w:t>
       </w:r>
     </w:p>
     <w:p>
@@ -2873,15 +2845,15 @@
         <w:pStyle w:val="BodyText"/>
       </w:pPr>
       <w:r>
-        <w:t xml:space="preserve">نواقض توحيد الربوبية — Nullifiers des Rubūbiyyah-Tawḥīd</w:t>
-      </w:r>
-    </w:p>
-    <w:p>
-      <w:pPr>
-        <w:pStyle w:val="BodyText"/>
-      </w:pPr>
-      <w:r>
-        <w:t xml:space="preserve">Leugnen der Existenz Allahs nach außen hin (إنكار وجود الله في الظاهر)</w:t>
+        <w:t xml:space="preserve">نواقض توحيد الربوبية — Vernichter des Rubūbiyyah-Tawḥīd</w:t>
+      </w:r>
+    </w:p>
+    <w:p>
+      <w:pPr>
+        <w:pStyle w:val="BodyText"/>
+      </w:pPr>
+      <w:r>
+        <w:t xml:space="preserve">Leugnen der Existenz Allahs (إنكار وجود الله في الظاهر)</w:t>
       </w:r>
     </w:p>
     <w:p>
@@ -3397,7 +3369,7 @@
         <w:t xml:space="preserve"> </w:t>
       </w:r>
       <w:r>
-        <w:t xml:space="preserve">der Schöpfer, der Eigentümer und der Versorger ist – und trotzdem bekämpfte sie der Prophet</w:t>
+        <w:t xml:space="preserve">der Schöpfer, der Eigentümer und der Versorger ist – und trotzdem widersetzte sich ihnen der Prophet</w:t>
       </w:r>
       <w:r>
         <w:t xml:space="preserve"> </w:t>
@@ -3442,13 +3414,13 @@
         <w:t xml:space="preserve">.</w:t>
       </w:r>
     </w:p>
-    <w:bookmarkStart w:id="32" w:name="X326433965bfa3fa3c319fe6a64995cfd45a4978"/>
+    <w:bookmarkStart w:id="32" w:name="X4e06283933ad6d1a9f12181b39bef8d2fa8345a"/>
     <w:p>
       <w:pPr>
         <w:pStyle w:val="Heading4"/>
       </w:pPr>
       <w:r>
-        <w:t xml:space="preserve">Die Nullifiers (Nawāqiḍ) des Tawḥīd ar-Rubūbiyyah</w:t>
+        <w:t xml:space="preserve">Die Vernichter (Nawāqiḍ) des Tawḥīd ar-Rubūbiyyah</w:t>
       </w:r>
     </w:p>
     <w:p>
@@ -3478,7 +3450,7 @@
         <w:t xml:space="preserve"> </w:t>
       </w:r>
       <w:r>
-        <w:t xml:space="preserve">macht, und durch die sein Tawḥīd Allahs in Seiner Rubūbiyyah ungültig wird? Diese Nullifiers sind:</w:t>
+        <w:t xml:space="preserve">macht, und durch die sein Tawḥīd Allahs in Seiner Rubūbiyyah ungültig wird? Diese Vernichter sind:</w:t>
       </w:r>
     </w:p>
     <w:p>
@@ -3589,7 +3561,7 @@
           <w:bCs/>
           <w:b/>
         </w:rPr>
-        <w:t xml:space="preserve">Der erste Nullifier: Das Leugnen der Existenz Allahs nach außen hin.</w:t>
+        <w:t xml:space="preserve">Der erste Vernichter: Das Leugnen der Existenz Allahs nach außen hin.</w:t>
       </w:r>
       <w:r>
         <w:t xml:space="preserve"> </w:t>
@@ -3696,7 +3668,7 @@
           <w:bCs/>
           <w:b/>
         </w:rPr>
-        <w:t xml:space="preserve">Der zweite Nullifier: Die Behauptung eines unabhängig Handelnden neben Allah.</w:t>
+        <w:t xml:space="preserve">Der zweite Vernichter: Die Behauptung eines unabhängig Handelnden neben Allah.</w:t>
       </w:r>
       <w:r>
         <w:t xml:space="preserve"> </w:t>
@@ -3779,13 +3751,13 @@
           <w:bCs/>
           <w:b/>
         </w:rPr>
-        <w:t xml:space="preserve">Der dritte Nullifier: Die Zuschreibung der Gnade an einen anderen als Allah in der Weise der Eigenständigkeit.</w:t>
-      </w:r>
-      <w:r>
-        <w:t xml:space="preserve"> </w:t>
-      </w:r>
-      <w:r>
-        <w:t xml:space="preserve">Wie wenn jemand sagt: „Wäre der und der (Heilige/walī) nicht gewesen, wäre ich krank geworden" – im Glauben, der walī sei eigenständig fähig zur Einwirkung, und schreibt ihm die Gnade zu. Dies gehört zu den Nullifiers des Tawḥīd ar-Rubūbiyyah.</w:t>
+        <w:t xml:space="preserve">Der dritte Vernichter: Die Zuschreibung der Gnade an einen anderen als Allah in der Weise der Eigenständigkeit.</w:t>
+      </w:r>
+      <w:r>
+        <w:t xml:space="preserve"> </w:t>
+      </w:r>
+      <w:r>
+        <w:t xml:space="preserve">Wie wenn jemand sagt: „Wäre der und der (Heilige/walī) nicht gewesen, wäre ich krank geworden" – im Glauben, der walī sei eigenständig fähig zur Einwirkung, und schreibt ihm die Gnade zu. Dies gehört zu den Vernichter des Tawḥīd ar-Rubūbiyyah.</w:t>
       </w:r>
     </w:p>
     <w:p>
@@ -3861,7 +3833,7 @@
         <w:t xml:space="preserve">2. Grundlage</w:t>
       </w:r>
       <w:r>
-        <w:t xml:space="preserve">Verneinen jeder Ähnlichkeit in den Eigenheiten (نفي المماثلة في الخصائص)</w:t>
+        <w:t xml:space="preserve">Verneinen jeder Ähnlichkeit – die Einzigkeit Allahs in Seinen Eigenschaften (نفي المماثلة في الخصائص)</w:t>
       </w:r>
     </w:p>
     <w:p>
@@ -3880,7 +3852,7 @@
         <w:pStyle w:val="BodyText"/>
       </w:pPr>
       <w:r>
-        <w:t xml:space="preserve">نواقض توحيد الأسماء والصفات — Nullifiers</w:t>
+        <w:t xml:space="preserve">نواقض توحيد الأسماء والصفات — Vernichter</w:t>
       </w:r>
     </w:p>
     <w:p>
@@ -3934,7 +3906,7 @@
         <w:pStyle w:val="BodyText"/>
       </w:pPr>
       <w:r>
-        <w:t xml:space="preserve">Beide Nullifiers werden zusammengefasst unter: al-Ilḥād (الإلحاد) — die Abweichung</w:t>
+        <w:t xml:space="preserve">Beide Vernichter werden zusammengefasst unter: al-Ilḥād (الإلحاد) — die Abweichung</w:t>
       </w:r>
     </w:p>
     <w:p>
@@ -4131,7 +4103,7 @@
           <w:bCs/>
           <w:b/>
         </w:rPr>
-        <w:t xml:space="preserve">Die zweite Grundlage: Das Verneinen jeder Ähnlichkeit in den Eigenheiten (nafy al-mumāṯalah fil-ḫaṣāʾiṣ).</w:t>
+        <w:t xml:space="preserve">Die zweite Grundlage: Das Verneinen jeder Ähnlichkeit – die Wahrung der Einzigkeit Allahs in Seinen Eigenschaften (nafy al-mumāṯalah fil-ḫaṣāʾiṣ).</w:t>
       </w:r>
       <w:r>
         <w:t xml:space="preserve"> </w:t>
@@ -4316,13 +4288,13 @@
         <w:t xml:space="preserve">Wer also eine dieser Grundlagen verletzt, hat seinen Tawḥīd Allahs in Seinen Namen und Eigenschaften zunichtegemacht.</w:t>
       </w:r>
     </w:p>
-    <w:bookmarkStart w:id="34" w:name="X3361d23b109f0598b98bb53bd740bc8cec349ec"/>
+    <w:bookmarkStart w:id="34" w:name="Xfa0c689e9f2c76fdfb44c937fa4b55762508dd2"/>
     <w:p>
       <w:pPr>
         <w:pStyle w:val="Heading4"/>
       </w:pPr>
       <w:r>
-        <w:t xml:space="preserve">Die Nullifiers (Nawāqiḍ) des Tawḥīd al-Asmāʾ waṣ-Ṣifāt</w:t>
+        <w:t xml:space="preserve">Die Vernichter (Nawāqiḍ) des Tawḥīd al-Asmāʾ waṣ-Ṣifāt</w:t>
       </w:r>
     </w:p>
     <w:p>
@@ -4334,7 +4306,7 @@
           <w:bCs/>
           <w:b/>
         </w:rPr>
-        <w:t xml:space="preserve">Die Nullifiers gehen auf zwei Dinge zurück:</w:t>
+        <w:t xml:space="preserve">Die Vernichter gehen auf zwei Dinge zurück:</w:t>
       </w:r>
     </w:p>
     <w:p>
@@ -4390,7 +4362,7 @@
           <w:bCs/>
           <w:b/>
         </w:rPr>
-        <w:t xml:space="preserve">Der erste Nullifier: at-Tamṯīl.</w:t>
+        <w:t xml:space="preserve">Der erste Vernichter: at-Tamṯīl.</w:t>
       </w:r>
       <w:r>
         <w:t xml:space="preserve"> </w:t>
@@ -4468,7 +4440,7 @@
           <w:bCs/>
           <w:b/>
         </w:rPr>
-        <w:t xml:space="preserve">Der zweite Nullifier: at-Taʿṭīl.</w:t>
+        <w:t xml:space="preserve">Der zweite Vernichter: at-Taʿṭīl.</w:t>
       </w:r>
       <w:r>
         <w:t xml:space="preserve"> </w:t>
@@ -4664,19 +4636,19 @@
         <w:t xml:space="preserve"> </w:t>
       </w:r>
       <w:r>
-        <w:t xml:space="preserve">und der Taʿṭīl ist ein Nullifier des Tawḥīd al-Asmāʾ waṣ-Ṣifāt.</w:t>
-      </w:r>
-    </w:p>
-    <w:p>
-      <w:pPr>
-        <w:pStyle w:val="BodyText"/>
-      </w:pPr>
-      <w:r>
-        <w:rPr>
-          <w:bCs/>
-          <w:b/>
-        </w:rPr>
-        <w:t xml:space="preserve">Diese Nullifiers werden zusammengefasst unter: al-Ilḥād (die Abweichung).</w:t>
+        <w:t xml:space="preserve">und der Taʿṭīl ist ein Vernichter des Tawḥīd al-Asmāʾ waṣ-Ṣifāt.</w:t>
+      </w:r>
+    </w:p>
+    <w:p>
+      <w:pPr>
+        <w:pStyle w:val="BodyText"/>
+      </w:pPr>
+      <w:r>
+        <w:rPr>
+          <w:bCs/>
+          <w:b/>
+        </w:rPr>
+        <w:t xml:space="preserve">Diese Vernichter werden zusammengefasst unter: al-Ilḥād (die Abweichung).</w:t>
       </w:r>
       <w:r>
         <w:t xml:space="preserve"> </w:t>
@@ -5238,7 +5210,7 @@
         <w:pStyle w:val="BodyText"/>
       </w:pPr>
       <w:r>
-        <w:t xml:space="preserve">نواقض توحيد الألوهية — Nullifiers</w:t>
+        <w:t xml:space="preserve">نواقض توحيد الألوهية — Vernichter</w:t>
       </w:r>
     </w:p>
     <w:p>
@@ -5959,13 +5931,13 @@
         <w:t xml:space="preserve">berichtet, dass Allah diese Handlung liebt oder sie befohlen hat, so ist sie eine ʿIbādah.</w:t>
       </w:r>
     </w:p>
-    <w:bookmarkStart w:id="42" w:name="X042e6b6b23d9d799a05aac8a2cb7fc6c2da0875"/>
+    <w:bookmarkStart w:id="42" w:name="X7de01a3827cd1d1ae5964b01f7645b6b1830e5c"/>
     <w:p>
       <w:pPr>
         <w:pStyle w:val="Heading4"/>
       </w:pPr>
       <w:r>
-        <w:t xml:space="preserve">Die Nullifiers (Nawāqiḍ) des Tawḥīd al-Ulūhiyyah</w:t>
+        <w:t xml:space="preserve">Die Vernichter (Nawāqiḍ) des Tawḥīd al-Ulūhiyyah</w:t>
       </w:r>
     </w:p>
     <w:p>
@@ -5977,7 +5949,7 @@
           <w:bCs/>
           <w:b/>
         </w:rPr>
-        <w:t xml:space="preserve">Die Nullifiers gehen auf zwei Dinge zurück:</w:t>
+        <w:t xml:space="preserve">Die Vernichter gehen auf zwei Dinge zurück:</w:t>
       </w:r>
     </w:p>
     <w:p>
@@ -5999,7 +5971,7 @@
         <w:t xml:space="preserve"> </w:t>
       </w:r>
       <w:r>
-        <w:t xml:space="preserve">aš-Širk al-Akbar (der große Širk) – er ist ein Nullifier des Fundaments (aṣl) der Ulūhiyyah.</w:t>
+        <w:t xml:space="preserve">aš-Širk al-Akbar (der große Širk) – er ist ein Vernichter des Fundaments (aṣl) der Ulūhiyyah.</w:t>
       </w:r>
     </w:p>
     <w:p>
@@ -6021,16 +5993,16 @@
         <w:t xml:space="preserve"> </w:t>
       </w:r>
       <w:r>
-        <w:t xml:space="preserve">aš-Širk al-Aṣghar (der kleine Širk) – er ist ein Nullifier der pflichtgemäßen Vollkommenheit (kamāl wāǧib) der Ulūhiyyah.</w:t>
-      </w:r>
-    </w:p>
-    <w:bookmarkStart w:id="37" w:name="X6e6e82a83f9b9efe59ef919f8fea137c4ac576d"/>
+        <w:t xml:space="preserve">aš-Širk al-Aṣghar (der kleine Širk) – er ist ein Vernichter der pflichtgemäßen Vollkommenheit (kamāl wāǧib) der Ulūhiyyah.</w:t>
+      </w:r>
+    </w:p>
+    <w:bookmarkStart w:id="37" w:name="X6ccb246fd0c1847a9d3aeea98e131d9fc391494"/>
     <w:p>
       <w:pPr>
         <w:pStyle w:val="Heading5"/>
       </w:pPr>
       <w:r>
-        <w:t xml:space="preserve">Der erste Nullifier: aš-Širk al-Akbar (der große Širk)</w:t>
+        <w:t xml:space="preserve">Der erste Vernichter: aš-Širk al-Akbar (der große Širk)</w:t>
       </w:r>
     </w:p>
     <w:p>
@@ -6899,13 +6871,13 @@
       </w:r>
     </w:p>
     <w:bookmarkEnd w:id="39"/>
-    <w:bookmarkStart w:id="40" w:name="Xa8d3a78b3f13745274e0c2da59eb4afb0cf3c97"/>
+    <w:bookmarkStart w:id="40" w:name="Xa102566ecd2f183ecf77de87908dd2aee599796"/>
     <w:p>
       <w:pPr>
         <w:pStyle w:val="Heading5"/>
       </w:pPr>
       <w:r>
-        <w:t xml:space="preserve">Der zweite Nullifier: aš-Širk al-Aṣghar (der kleine Širk)</w:t>
+        <w:t xml:space="preserve">Der zweite Vernichter: aš-Širk al-Aṣghar (der kleine Širk)</w:t>
       </w:r>
     </w:p>
     <w:p>
@@ -7389,7 +7361,7 @@
         <w:pStyle w:val="Heading2"/>
       </w:pPr>
       <w:r>
-        <w:t xml:space="preserve">2. Säule: Īmān bil-Malāʾikah – Der Glaube an die Engel</w:t>
+        <w:t xml:space="preserve">2. Säule: Der Glaube an die Engel</w:t>
       </w:r>
     </w:p>
     <w:p>
@@ -7468,7 +7440,7 @@
         <w:pStyle w:val="BodyText"/>
       </w:pPr>
       <w:r>
-        <w:t xml:space="preserve">نواقض الإيمان بالملائكة — Nullifiers des Glaubens an die Engel</w:t>
+        <w:t xml:space="preserve">نواقض الإيمان بالملائكة — Vernichter des Glaubens an die Engel</w:t>
       </w:r>
     </w:p>
     <w:p>
@@ -8227,13 +8199,13 @@
       </w:r>
     </w:p>
     <w:bookmarkEnd w:id="47"/>
-    <w:bookmarkStart w:id="48" w:name="Xb47c1042dbef449b85bc8bb839b45af17cf4301"/>
+    <w:bookmarkStart w:id="48" w:name="X9d7a2ee904b72bb5ccdaf8aca8d700e9fef39c3"/>
     <w:p>
       <w:pPr>
         <w:pStyle w:val="Heading3"/>
       </w:pPr>
       <w:r>
-        <w:t xml:space="preserve">Die Nullifiers (Nawāqiḍ) des Glaubens an die Engel</w:t>
+        <w:t xml:space="preserve">Die Vernichter (Nawāqiḍ) des Glaubens an die Engel</w:t>
       </w:r>
     </w:p>
     <w:p>
@@ -8245,7 +8217,7 @@
           <w:bCs/>
           <w:b/>
         </w:rPr>
-        <w:t xml:space="preserve">Der erste Nullifier: Der Glaube an einige von ihnen unter Ausschluss anderer,</w:t>
+        <w:t xml:space="preserve">Der erste Vernichter: Der Glaube an einige von ihnen unter Ausschluss anderer,</w:t>
       </w:r>
       <w:r>
         <w:t xml:space="preserve"> </w:t>
@@ -8295,7 +8267,7 @@
           <w:bCs/>
           <w:b/>
         </w:rPr>
-        <w:t xml:space="preserve">Der zweite Nullifier: Der Glaube, dass sie Töchter Allahs seien,</w:t>
+        <w:t xml:space="preserve">Der zweite Vernichter: Der Glaube, dass sie Töchter Allahs seien,</w:t>
       </w:r>
       <w:r>
         <w:t xml:space="preserve"> </w:t>
@@ -8377,7 +8349,7 @@
           <w:bCs/>
           <w:b/>
         </w:rPr>
-        <w:t xml:space="preserve">Der dritte Nullifier: Der Glaube, dass sie etwas an Anbetung verdienten;</w:t>
+        <w:t xml:space="preserve">Der dritte Vernichter: Der Glaube, dass sie etwas an Anbetung verdienten;</w:t>
       </w:r>
       <w:r>
         <w:t xml:space="preserve"> </w:t>
@@ -8435,7 +8407,7 @@
           <w:bCs/>
           <w:b/>
         </w:rPr>
-        <w:t xml:space="preserve">Der vierte Nullifier: Der Glaube, dass sie das absolute Verborgene (al-ġayb al-muṭlaq) kennen;</w:t>
+        <w:t xml:space="preserve">Der vierte Vernichter: Der Glaube, dass sie das absolute Verborgene (al-ġayb al-muṭlaq) kennen;</w:t>
       </w:r>
       <w:r>
         <w:t xml:space="preserve"> </w:t>
@@ -8531,7 +8503,7 @@
           <w:bCs/>
           <w:b/>
         </w:rPr>
-        <w:t xml:space="preserve">Der fünfte Nullifier: Das Herabwürdigen der Engel (tanaqquṣ al-malāʾikah);</w:t>
+        <w:t xml:space="preserve">Der fünfte Vernichter: Das Herabwürdigen der Engel (tanaqquṣ al-malāʾikah);</w:t>
       </w:r>
       <w:r>
         <w:t xml:space="preserve"> </w:t>
@@ -8572,7 +8544,7 @@
         <w:pStyle w:val="Heading2"/>
       </w:pPr>
       <w:r>
-        <w:t xml:space="preserve">3. Säule: Īmān bil-Kutub – Der Glaube an die Bücher</w:t>
+        <w:t xml:space="preserve">3. Säule: Der Glaube an die Bücher</w:t>
       </w:r>
     </w:p>
     <w:p>
@@ -8643,7 +8615,7 @@
         <w:pStyle w:val="BodyText"/>
       </w:pPr>
       <w:r>
-        <w:t xml:space="preserve">نواقض الإيمان بالكتب — Nullifiers</w:t>
+        <w:t xml:space="preserve">نواقض الإيمان بالكتب — Vernichter</w:t>
       </w:r>
     </w:p>
     <w:p>
@@ -9036,13 +9008,13 @@
       </w:r>
     </w:p>
     <w:bookmarkEnd w:id="50"/>
-    <w:bookmarkStart w:id="51" w:name="X326f67497765ad03e18ff435a9e2f10366d53a1"/>
+    <w:bookmarkStart w:id="51" w:name="X6eed0762a8042405765aa2b1165b0a8a8a60263"/>
     <w:p>
       <w:pPr>
         <w:pStyle w:val="Heading3"/>
       </w:pPr>
       <w:r>
-        <w:t xml:space="preserve">Die Nullifiers (Nawāqiḍ) des Glaubens an die Bücher</w:t>
+        <w:t xml:space="preserve">Die Vernichter (Nawāqiḍ) des Glaubens an die Bücher</w:t>
       </w:r>
     </w:p>
     <w:p>
@@ -9054,7 +9026,7 @@
           <w:bCs/>
           <w:b/>
         </w:rPr>
-        <w:t xml:space="preserve">Der erste Nullifier: Der Glaube an einige Bücher und der Unglaube an andere.</w:t>
+        <w:t xml:space="preserve">Der erste Vernichter: Der Glaube an einige Bücher und der Unglaube an andere.</w:t>
       </w:r>
       <w:r>
         <w:t xml:space="preserve"> </w:t>
@@ -9097,13 +9069,13 @@
           <w:bCs/>
           <w:b/>
         </w:rPr>
-        <w:t xml:space="preserve">Der zweite Nullifier: Das Nicht-Richten nach Allahs Buch aus Abwendung (iʿrāḍ), Zweifel (šakk) oder Hochmut (istikbār).</w:t>
-      </w:r>
-      <w:r>
-        <w:t xml:space="preserve"> </w:t>
-      </w:r>
-      <w:r>
-        <w:t xml:space="preserve">Wer sich vom Richten nach Allahs Buch abwendet, oder an der Tauglichkeit von Allahs Urteil zweifelt, oder sich hochmütig über Allahs Urteil erhebt, ist in einen der Nullifiers des Glaubens an die Bücher gefallen, wie es der Zustand der Heuchler ist:</w:t>
+        <w:t xml:space="preserve">Der zweite Vernichter: Das Nicht-Richten nach Allahs Buch aus Abwendung (iʿrāḍ), Zweifel (šakk) oder Hochmut (istikbār).</w:t>
+      </w:r>
+      <w:r>
+        <w:t xml:space="preserve"> </w:t>
+      </w:r>
+      <w:r>
+        <w:t xml:space="preserve">Wer sich vom Richten nach Allahs Buch abwendet, oder an der Tauglichkeit von Allahs Urteil zweifelt, oder sich hochmütig über Allahs Urteil erhebt, ist in einen der Vernichter des Glaubens an die Bücher gefallen, wie es der Zustand der Heuchler ist:</w:t>
       </w:r>
       <w:r>
         <w:t xml:space="preserve"> </w:t>
@@ -9159,7 +9131,7 @@
           <w:bCs/>
           <w:b/>
         </w:rPr>
-        <w:t xml:space="preserve">Der dritte Nullifier: Der Glaube, dass der Qurʾān verfälscht (muḥarraf) oder unvollständig (nāqiṣ) sei.</w:t>
+        <w:t xml:space="preserve">Der dritte Vernichter: Der Glaube, dass der Qurʾān verfälscht (muḥarraf) oder unvollständig (nāqiṣ) sei.</w:t>
       </w:r>
       <w:r>
         <w:t xml:space="preserve"> </w:t>
@@ -9218,19 +9190,19 @@
         <w:t xml:space="preserve"> </w:t>
       </w:r>
       <w:r>
-        <w:t xml:space="preserve">„Das Falsche kommt weder von vorn noch von hinten an ihn heran – eine Herabsendung von einem Allweisen, Lobenswürdigen" [Fuṣṣilat: 42]. Wer also glaubt, der Qurʾān sei verfälscht oder unvollständig, ist mit einem der Nullifiers des Glaubens an die Bücher gekommen.</w:t>
-      </w:r>
-    </w:p>
-    <w:p>
-      <w:pPr>
-        <w:pStyle w:val="BodyText"/>
-      </w:pPr>
-      <w:r>
-        <w:rPr>
-          <w:bCs/>
-          <w:b/>
-        </w:rPr>
-        <w:t xml:space="preserve">Der vierte Nullifier: Der Glaube, dass die Bücher erschaffene Rede (kalām maḫlūq) enthielten.</w:t>
+        <w:t xml:space="preserve">„Das Falsche kommt weder von vorn noch von hinten an ihn heran – eine Herabsendung von einem Allweisen, Lobenswürdigen" [Fuṣṣilat: 42]. Wer also glaubt, der Qurʾān sei verfälscht oder unvollständig, ist mit einem der Vernichter des Glaubens an die Bücher gekommen.</w:t>
+      </w:r>
+    </w:p>
+    <w:p>
+      <w:pPr>
+        <w:pStyle w:val="BodyText"/>
+      </w:pPr>
+      <w:r>
+        <w:rPr>
+          <w:bCs/>
+          <w:b/>
+        </w:rPr>
+        <w:t xml:space="preserve">Der vierte Vernichter: Der Glaube, dass die Bücher erschaffene Rede (kalām maḫlūq) enthielten.</w:t>
       </w:r>
       <w:r>
         <w:t xml:space="preserve"> </w:t>
@@ -9577,7 +9549,7 @@
         <w:pStyle w:val="Heading2"/>
       </w:pPr>
       <w:r>
-        <w:t xml:space="preserve">4. Säule: Īmān bir-Rusul – Der Glaube an die Gesandten</w:t>
+        <w:t xml:space="preserve">4. Säule: Der Glaube an die Gesandten</w:t>
       </w:r>
     </w:p>
     <w:p>
@@ -9648,7 +9620,7 @@
         <w:pStyle w:val="BodyText"/>
       </w:pPr>
       <w:r>
-        <w:t xml:space="preserve">نواقض الإيمان بالرسل — Nullifiers</w:t>
+        <w:t xml:space="preserve">نواقض الإيمان بالرسل — Vernichter</w:t>
       </w:r>
     </w:p>
     <w:p>
@@ -9718,7 +9690,7 @@
         <w:t xml:space="preserve">Eigenheiten des Propheten ﷺ</w:t>
       </w:r>
       <w:r>
-        <w:t xml:space="preserve">der beste der Propheten · gesandt zu den beiden Lasten · die große Fürsprache · die umfassenden Worte (Ǧawāmiʿ al-Kalim) · mit ihm wurde das Prophetentum versiegelt</w:t>
+        <w:t xml:space="preserve">der beste der Propheten · gesandt zu Mensch und Dschinn · die große Fürsprache · die umfassenden Worte (Ǧawāmiʿ al-Kalim) · mit ihm wurde das Prophetentum versiegelt</w:t>
       </w:r>
     </w:p>
     <w:p>
@@ -10004,13 +9976,13 @@
       </w:r>
     </w:p>
     <w:bookmarkEnd w:id="54"/>
-    <w:bookmarkStart w:id="55" w:name="X8c0fc7d8861eeded0a3ea87b7c8bd120b21c9cd"/>
+    <w:bookmarkStart w:id="55" w:name="X81b6d75f0dce45dd94091d8e4f64e6d815a173c"/>
     <w:p>
       <w:pPr>
         <w:pStyle w:val="Heading3"/>
       </w:pPr>
       <w:r>
-        <w:t xml:space="preserve">Die Nullifiers (Nawāqiḍ) des Glaubens an die Gesandten</w:t>
+        <w:t xml:space="preserve">Die Vernichter (Nawāqiḍ) des Glaubens an die Gesandten</w:t>
       </w:r>
     </w:p>
     <w:p>
@@ -10022,13 +9994,13 @@
           <w:bCs/>
           <w:b/>
         </w:rPr>
-        <w:t xml:space="preserve">Der erste Nullifier: Der Glaube an einige Gesandte unter Ausschluss anderer.</w:t>
-      </w:r>
-      <w:r>
-        <w:t xml:space="preserve"> </w:t>
-      </w:r>
-      <w:r>
-        <w:t xml:space="preserve">Wer an einige Gesandte glaubt und an andere nicht, hat einen der Nullifiers des Glaubens an die Gesandten begangen und ist ein Ungläubiger. Allah</w:t>
+        <w:t xml:space="preserve">Der erste Vernichter: Der Glaube an einige Gesandte unter Ausschluss anderer.</w:t>
+      </w:r>
+      <w:r>
+        <w:t xml:space="preserve"> </w:t>
+      </w:r>
+      <w:r>
+        <w:t xml:space="preserve">Wer an einige Gesandte glaubt und an andere nicht, hat einen der Vernichter des Glaubens an die Gesandten begangen und ist ein Ungläubiger. Allah</w:t>
       </w:r>
       <w:r>
         <w:t xml:space="preserve"> </w:t>
@@ -10068,7 +10040,7 @@
           <w:bCs/>
           <w:b/>
         </w:rPr>
-        <w:t xml:space="preserve">Der zweite Nullifier: Das Richten nach anderen als den Gesandten</w:t>
+        <w:t xml:space="preserve">Der zweite Vernichter: Das Richten nach anderen als den Gesandten</w:t>
       </w:r>
       <w:r>
         <w:rPr>
@@ -10130,7 +10102,7 @@
           <w:bCs/>
           <w:b/>
         </w:rPr>
-        <w:t xml:space="preserve">Der dritte Nullifier: Der Glaube, dass die Gesandten und Propheten etwas von den Eigenheiten der Rubūbiyyah oder Ulūhiyyah hätten.</w:t>
+        <w:t xml:space="preserve">Der dritte Vernichter: Der Glaube, dass die Gesandten und Propheten etwas von den Eigenheiten der Rubūbiyyah oder Ulūhiyyah hätten.</w:t>
       </w:r>
       <w:r>
         <w:t xml:space="preserve"> </w:t>
@@ -10272,7 +10244,7 @@
           <w:bCs/>
           <w:b/>
         </w:rPr>
-        <w:t xml:space="preserve">Der vierte Nullifier: Der Glaube, dass sie das absolute Verborgene kennen.</w:t>
+        <w:t xml:space="preserve">Der vierte Vernichter: Der Glaube, dass sie das absolute Verborgene kennen.</w:t>
       </w:r>
       <w:r>
         <w:t xml:space="preserve"> </w:t>
@@ -10331,13 +10303,13 @@
           <w:bCs/>
           <w:b/>
         </w:rPr>
-        <w:t xml:space="preserve">Der fünfte Nullifier: Das Herabwürdigen der Gesandten und das Geringschätzen ihrer oder das Schmähen (sabb) ihrer.</w:t>
-      </w:r>
-      <w:r>
-        <w:t xml:space="preserve"> </w:t>
-      </w:r>
-      <w:r>
-        <w:t xml:space="preserve">Wer die Gesandten schmäht oder herabwürdigt, ist mit einem der Nullifiers des Glaubens an die Gesandten gekommen. Allah</w:t>
+        <w:t xml:space="preserve">Der fünfte Vernichter: Das Herabwürdigen der Gesandten und das Geringschätzen ihrer oder das Schmähen (sabb) ihrer.</w:t>
+      </w:r>
+      <w:r>
+        <w:t xml:space="preserve"> </w:t>
+      </w:r>
+      <w:r>
+        <w:t xml:space="preserve">Wer die Gesandten schmäht oder herabwürdigt, ist mit einem der Vernichter des Glaubens an die Gesandten gekommen. Allah</w:t>
       </w:r>
       <w:r>
         <w:t xml:space="preserve"> </w:t>
@@ -10881,7 +10853,7 @@
           <w:bCs/>
           <w:b/>
         </w:rPr>
-        <w:t xml:space="preserve">Zweitens: Allah sandte ihn zu den beiden Lasten (aṯ-ṯaqalān): den Dschinn und den Menschen,</w:t>
+        <w:t xml:space="preserve">Zweitens: Allah sandte ihn zu Mensch und Dschinn (aṯ-ṯaqalān),</w:t>
       </w:r>
       <w:r>
         <w:t xml:space="preserve"> </w:t>
@@ -11081,7 +11053,7 @@
         <w:pStyle w:val="Heading2"/>
       </w:pPr>
       <w:r>
-        <w:t xml:space="preserve">5. Säule: Īmān bil-Yawm al-Ākhir – Der Glaube an den Jüngsten Tag</w:t>
+        <w:t xml:space="preserve">5. Säule: Der Glaube an den Jüngsten Tag</w:t>
       </w:r>
     </w:p>
     <w:p>
@@ -11193,7 +11165,7 @@
         <w:pStyle w:val="FirstParagraph"/>
       </w:pPr>
       <w:r>
-        <w:t xml:space="preserve">نواقض الإيمان باليوم الآخر — Nullifiers</w:t>
+        <w:t xml:space="preserve">نواقض الإيمان باليوم الآخر — Vernichter</w:t>
       </w:r>
     </w:p>
     <w:p>
@@ -13016,13 +12988,13 @@
     </w:p>
     <w:bookmarkEnd w:id="69"/>
     <w:bookmarkEnd w:id="70"/>
-    <w:bookmarkStart w:id="71" w:name="X1e2bd03af701b00803bea7182624acf4704ff08"/>
+    <w:bookmarkStart w:id="71" w:name="X5fa7ec0877b223af985d986a455c8effe30ca82"/>
     <w:p>
       <w:pPr>
         <w:pStyle w:val="Heading3"/>
       </w:pPr>
       <w:r>
-        <w:t xml:space="preserve">Die Nullifiers (Nawāqiḍ) des Glaubens an den Jüngsten Tag</w:t>
+        <w:t xml:space="preserve">Die Vernichter (Nawāqiḍ) des Glaubens an den Jüngsten Tag</w:t>
       </w:r>
     </w:p>
     <w:p>
@@ -13034,7 +13006,7 @@
           <w:bCs/>
           <w:b/>
         </w:rPr>
-        <w:t xml:space="preserve">Der erste Nullifier: Sein Leugnen und Verleugnen (inkāruhu wa-ǧuḥūduhu),</w:t>
+        <w:t xml:space="preserve">Der erste Vernichter: Sein Leugnen und Verleugnen (inkāruhu wa-ǧuḥūduhu),</w:t>
       </w:r>
       <w:r>
         <w:t xml:space="preserve"> </w:t>
@@ -13132,21 +13104,21 @@
           <w:bCs/>
           <w:b/>
         </w:rPr>
-        <w:t xml:space="preserve">Der zweite Nullifier: Die Umdeutung des Jüngsten Tages (taʾwīl al-yawm al-āḫir) und dessen, was an ihm geschieht.</w:t>
-      </w:r>
-      <w:r>
-        <w:t xml:space="preserve"> </w:t>
-      </w:r>
-      <w:r>
-        <w:t xml:space="preserve">Wer den Jüngsten Tag umdeutet, ist in einen der Nullifiers des Glaubens an den Jüngsten Tag gefallen – wie jemand, der etwa kommt und sagt: Die Waage ist die Gerechtigkeit, und es gibt keine wirkliche (körperliche) Waage; und die Brücke ist (etwas) Sinnbildliches (maʿnawī), und es gibt keine sinnlich wahrnehmbare Brücke.</w:t>
-      </w:r>
-    </w:p>
-    <w:p>
-      <w:pPr>
-        <w:pStyle w:val="BodyText"/>
-      </w:pPr>
-      <w:r>
-        <w:t xml:space="preserve">Dies alles gehört zu den Nullifiers; und von den Nullifiers geht manches auf das Fundament (aṣl) des Glaubens an den Jüngsten Tag zurück, und manches geht auf die pflichtgemäße Vollkommenheit (kamāl wāǧib) des Glaubens an den Jüngsten Tag zurück.</w:t>
+        <w:t xml:space="preserve">Der zweite Vernichter: Die Umdeutung des Jüngsten Tages (taʾwīl al-yawm al-āḫir) und dessen, was an ihm geschieht.</w:t>
+      </w:r>
+      <w:r>
+        <w:t xml:space="preserve"> </w:t>
+      </w:r>
+      <w:r>
+        <w:t xml:space="preserve">Wer den Jüngsten Tag umdeutet, ist in einen der Vernichter des Glaubens an den Jüngsten Tag gefallen – wie jemand, der etwa kommt und sagt: Die Waage ist die Gerechtigkeit, und es gibt keine wirkliche (körperliche) Waage; und die Brücke ist (etwas) Sinnbildliches (maʿnawī), und es gibt keine sinnlich wahrnehmbare Brücke.</w:t>
+      </w:r>
+    </w:p>
+    <w:p>
+      <w:pPr>
+        <w:pStyle w:val="BodyText"/>
+      </w:pPr>
+      <w:r>
+        <w:t xml:space="preserve">Dies alles gehört zu den Vernichter; und von den Vernichter geht manches auf das Fundament (aṣl) des Glaubens an den Jüngsten Tag zurück, und manches geht auf die pflichtgemäße Vollkommenheit (kamāl wāǧib) des Glaubens an den Jüngsten Tag zurück.</w:t>
       </w:r>
     </w:p>
     <w:p>
@@ -13165,7 +13137,7 @@
         <w:pStyle w:val="Heading2"/>
       </w:pPr>
       <w:r>
-        <w:t xml:space="preserve">6. Säule: Īmān bil-Qadar – Der Glaube an die göttliche Vorherbestimmung</w:t>
+        <w:t xml:space="preserve">6. Säule: Der Glaube an die göttliche Vorherbestimmung</w:t>
       </w:r>
     </w:p>
     <w:p>
@@ -13288,7 +13260,7 @@
         <w:pStyle w:val="BodyText"/>
       </w:pPr>
       <w:r>
-        <w:t xml:space="preserve">نواقض الإيمان بالقدر — Nullifiers</w:t>
+        <w:t xml:space="preserve">نواقض الإيمان بالقدر — Vernichter</w:t>
       </w:r>
     </w:p>
     <w:p>
@@ -13875,7 +13847,7 @@
         <w:t xml:space="preserve"> </w:t>
       </w:r>
       <w:r>
-        <w:t xml:space="preserve">auch der Schöpfer dessen, was durch Willen und Fähigkeit zustande kommt. Allah ist es, der dem Diener den Willen und die Fähigkeit gab; und was aus dem Willen und der Fähigkeit hervorgeht, ist eine Erschaffung Allahs. So tritt nichts aus der Erschaffung Allahs (Glory be to Him) heraus.</w:t>
+        <w:t xml:space="preserve">auch der Schöpfer dessen, was durch Willen und Fähigkeit zustande kommt. Allah ist es, der dem Diener den Willen und die Fähigkeit gab; und was aus dem Willen und der Fähigkeit hervorgeht, ist eine Erschaffung Allahs. So tritt nichts aus der Erschaffung Allahs (erhaben ist Er) heraus.</w:t>
       </w:r>
     </w:p>
     <w:p>
@@ -13956,13 +13928,13 @@
       </w:r>
     </w:p>
     <w:bookmarkEnd w:id="74"/>
-    <w:bookmarkStart w:id="75" w:name="X1dfa8e4b0bbdcef4120ef512416c8909d98f41b"/>
+    <w:bookmarkStart w:id="75" w:name="X795d164eac9d1c078d6068e29216cfabc2f4ca8"/>
     <w:p>
       <w:pPr>
         <w:pStyle w:val="Heading3"/>
       </w:pPr>
       <w:r>
-        <w:t xml:space="preserve">Die Nullifiers (Nawāqiḍ) des Glaubens an den Qadar</w:t>
+        <w:t xml:space="preserve">Die Vernichter (Nawāqiḍ) des Glaubens an den Qadar</w:t>
       </w:r>
     </w:p>
     <w:p>
@@ -13974,7 +13946,7 @@
           <w:bCs/>
           <w:b/>
         </w:rPr>
-        <w:t xml:space="preserve">Der erste Nullifier: Der Glaube, dass Allah die Diener zu ihren Handlungen zwang (ǧabara al-ʿibād).</w:t>
+        <w:t xml:space="preserve">Der erste Vernichter: Der Glaube, dass Allah die Diener zu ihren Handlungen zwang (ǧabara al-ʿibād).</w:t>
       </w:r>
       <w:r>
         <w:t xml:space="preserve"> </w:t>
@@ -13992,13 +13964,13 @@
           <w:bCs/>
           <w:b/>
         </w:rPr>
-        <w:t xml:space="preserve">Der zweite Nullifier: Der Glaube, dass der Diener seine eigene Handlung erschaffen habe (ḫalaqa fiʿl nafsihi).</w:t>
-      </w:r>
-      <w:r>
-        <w:t xml:space="preserve"> </w:t>
-      </w:r>
-      <w:r>
-        <w:t xml:space="preserve">Wer glaubt, dass der Diener derjenige sei, der seine eigene Handlung erschaffen habe – im Sinne von: er sei es, der etwa das Gebet erschaffen habe –, der ist mit einem der Nullifiers des Glaubens an den Qadar gekommen; denn derjenige, der erschafft, ist Allah</w:t>
+        <w:t xml:space="preserve">Der zweite Vernichter: Der Glaube, dass der Diener seine eigene Handlung erschaffen habe (ḫalaqa fiʿl nafsihi).</w:t>
+      </w:r>
+      <w:r>
+        <w:t xml:space="preserve"> </w:t>
+      </w:r>
+      <w:r>
+        <w:t xml:space="preserve">Wer glaubt, dass der Diener derjenige sei, der seine eigene Handlung erschaffen habe – im Sinne von: er sei es, der etwa das Gebet erschaffen habe –, der ist mit einem der Vernichter des Glaubens an den Qadar gekommen; denn derjenige, der erschafft, ist Allah</w:t>
       </w:r>
       <w:r>
         <w:t xml:space="preserve"> </w:t>
@@ -14029,7 +14001,7 @@
         <w:pStyle w:val="Heading2"/>
       </w:pPr>
       <w:r>
-        <w:t xml:space="preserve">Tor 2 – Der Musammā (die Benennung) des Īmān</w:t>
+        <w:t xml:space="preserve">Tor 2 – Die Benennung des Glaubens</w:t>
       </w:r>
     </w:p>
     <w:p>
@@ -14969,7 +14941,7 @@
         <w:t xml:space="preserve"> </w:t>
       </w:r>
       <w:r>
-        <w:t xml:space="preserve">– dass jemand mit dem Īmān kam, dann aber mit einem der Nullifiers des Īmān kommt.</w:t>
+        <w:t xml:space="preserve">– dass jemand mit dem Īmān kam, dann aber mit einem der Vernichter des Īmān kommt.</w:t>
       </w:r>
     </w:p>
     <w:p>
@@ -15131,7 +15103,7 @@
         <w:pStyle w:val="FirstParagraph"/>
       </w:pPr>
       <w:r>
-        <w:t xml:space="preserve">So wie das Wort ein Nullifier von den Nullifiers des Īmān sein kann, so kann ebenso das Werk ein Nullifier von den Nullifiers des Īmān sein.</w:t>
+        <w:t xml:space="preserve">So wie das Wort ein Vernichter von den Vernichter des Īmān sein kann, so kann ebenso das Werk ein Vernichter von den Vernichter des Īmān sein.</w:t>
       </w:r>
     </w:p>
     <w:p>
@@ -15504,7 +15476,7 @@
         <w:pStyle w:val="Heading2"/>
       </w:pPr>
       <w:r>
-        <w:t xml:space="preserve">Aṣ-Ṣaḥābah (die Prophetengefährten)</w:t>
+        <w:t xml:space="preserve">Die Prophetengefährten (aṣ-Ṣaḥābah)</w:t>
       </w:r>
     </w:p>
     <w:p>
@@ -16582,7 +16554,7 @@
         <w:t xml:space="preserve">ﷺ</w:t>
       </w:r>
       <w:r>
-        <w:t xml:space="preserve">. Was aber das Schmähen, das Anfechten und das Für-ungläubig-Erklären ihrer angeht, so ist dies ein Nullifier von den Nullifiers (der korrekten ʿAqīdah).</w:t>
+        <w:t xml:space="preserve">. Was aber das Schmähen, das Anfechten und das Für-ungläubig-Erklären ihrer angeht, so ist dies ein Vernichter von den Vernichter (der korrekten ʿAqīdah).</w:t>
       </w:r>
     </w:p>
     <w:p>
@@ -16601,7 +16573,7 @@
         <w:pStyle w:val="Heading2"/>
       </w:pPr>
       <w:r>
-        <w:t xml:space="preserve">Al-Imāmah (das Imamat / die Führung)</w:t>
+        <w:t xml:space="preserve">Das Imamat (die Führung)</w:t>
       </w:r>
     </w:p>
     <w:p>
@@ -17915,7 +17887,7 @@
         <w:pStyle w:val="BodyText"/>
       </w:pPr>
       <w:r>
-        <w:t xml:space="preserve">Und Allah segne und schenke Heil unserem Propheten Muḥammad, seiner Familie und seinen Gefährten.</w:t>
+        <w:t xml:space="preserve">Und Allah segne unseren Propheten Muḥammad und schenke ihm Frieden, ebenso seiner Familie und seinen Gefährten.</w:t>
       </w:r>
     </w:p>
     <w:p>

--- a/aqidah_lektionen_deutsch_final.docx
+++ b/aqidah_lektionen_deutsch_final.docx
@@ -2500,7 +2500,7 @@
         <w:pStyle w:val="BodyText"/>
       </w:pPr>
       <w:r>
-        <w:t xml:space="preserve">Das gute Leben im Diesseits und Jenseits wird also durch den Glauben an Allah und das rechtschaffene Werk erlangt.</w:t>
+        <w:t xml:space="preserve">Das gute Leben im Diesseits und Jenseits wird also durch den Glauben an Allah und die rechtschaffene Tat erlangt.</w:t>
       </w:r>
     </w:p>
     <w:p>
@@ -2623,7 +2623,7 @@
         <w:pStyle w:val="BodyText"/>
       </w:pPr>
       <w:r>
-        <w:t xml:space="preserve">„Und diejenigen, die glauben und rechtschaffene Werke tun, werden Wir in Gärten eingehen lassen, durcheilt von Bächen, ewig und auf immer darin zu bleiben. Darin haben sie gereinigte Gattinnen; und Wir lassen sie in beständigen Schatten eingehen."</w:t>
+        <w:t xml:space="preserve">„Und diejenigen, die glauben und rechtschaffene Taten tun, werden Wir in Gärten eingehen lassen, durcheilt von Bächen, ewig und auf immer darin zu bleiben. Darin haben sie gereinigte Gattinnen; und Wir lassen sie in beständigen Schatten eingehen."</w:t>
       </w:r>
     </w:p>
     <w:p>
@@ -2677,7 +2677,7 @@
         <w:pStyle w:val="BodyText"/>
       </w:pPr>
       <w:r>
-        <w:t xml:space="preserve">„Allah hat denjenigen von euch, die glauben und rechtschaffene Werke tun, versprochen, dass Er sie ganz gewiss zu Nachfolgern (Statthaltern) auf der Erde machen wird, so wie Er diejenigen vor ihnen zu Nachfolgern machte, und dass Er ihnen ihre Religion, die Er für sie erwählt hat, ganz gewiss festigen wird, und dass Er ihnen nach ihrer Furcht ganz gewiss Sicherheit eintauschen wird. Sie dienen Mir und gesellen Mir nichts bei. Wer aber danach ungläubig wird, das sind die Frevler."</w:t>
+        <w:t xml:space="preserve">„Allah hat denjenigen von euch, die glauben und rechtschaffene Taten tun, versprochen, dass Er sie ganz gewiss zu Nachfolgern (Statthaltern) auf der Erde machen wird, so wie Er diejenigen vor ihnen zu Nachfolgern machte, und dass Er ihnen ihre Religion, die Er für sie erwählt hat, ganz gewiss festigen wird, und dass Er ihnen nach ihrer Furcht ganz gewiss Sicherheit eintauschen wird. Sie dienen Mir und gesellen Mir nichts bei. Wer aber danach ungläubig wird, das sind die Frevler."</w:t>
       </w:r>
     </w:p>
     <w:p>
@@ -4157,7 +4157,7 @@
         <w:t xml:space="preserve"> </w:t>
       </w:r>
       <w:r>
-        <w:t xml:space="preserve">hat die Eigenschaft Sich selbst zugeschrieben, sodass sie Ihm eigentümlich ist und niemand mit Ihm darin teilhat. Und wegen Seines Wortes, des Erhabenen:</w:t>
+        <w:t xml:space="preserve">hat die Eigenschaft Sich selbst zugeschrieben. Und wegen Seines Wortes, des Erhabenen:</w:t>
       </w:r>
       <w:r>
         <w:t xml:space="preserve"> </w:t>
@@ -4458,7 +4458,7 @@
         <w:t xml:space="preserve"> </w:t>
       </w:r>
       <w:r>
-        <w:t xml:space="preserve">und Seiner Eigenschaften oder das Leugnen eines Teils davon, sodass jemand sagt: Allah erhebt sich nicht über Seinen Thron (ʿarš), und Allah hat kein Antlitz, das Ihm zukommt, und so weiter. Zu diesem Muʿaṭṭil (Verneiner) sagt man: Allah bejaht, und du verneinst?! Kennst du Allah besser oder Allah (Sich selbst)?! Der Muʿaṭṭil gleicht den Götzendienern, wie Allah über sie sagte:</w:t>
+        <w:t xml:space="preserve">und Seiner Eigenschaften oder das Leugnen eines Teils davon, sodass jemand sagt: Allah erhebt sich nicht über Seinen Thron (ʿarš), und Allah hat kein Antlitz, das seiner Majestät entspricht, und so weiter. Zu diesem Muʿaṭṭil (Verneiner) sagt man: Allah bejaht, und du verneinst?! Kennst du Allah besser oder Allah (Sich selbst)?! Der Muʿaṭṭil gleicht den Götzendienern, wie Allah über sie sagte:</w:t>
       </w:r>
       <w:r>
         <w:t xml:space="preserve"> </w:t>
@@ -4618,7 +4618,7 @@
         <w:t xml:space="preserve"> </w:t>
       </w:r>
       <w:r>
-        <w:t xml:space="preserve">vielmehr ist die Lehre der Ahl as-Sunnah, dass sie den offenkundigen Wortlaut des Textes bejahen, die Bedeutung (al-maʿnā) nicht überantworten (nicht für unbekannt erklären), sondern nur die Art und Weise (al-kayfiyyah) überantworten, weil sie auf das Erstreben ihrer Kenntnis verzichten.</w:t>
+        <w:t xml:space="preserve">vielmehr ist die Lehre der Ahl as-Sunnah, dass sie den offenkundigen Wortlaut des Textes bejahen, die Bedeutung (al-maʿnā) nicht überlassen (nicht für unbekannt erklären), sondern nur die Art und Weise (al-kayfiyyah) überlassen, weil sie auf das Erstreben ihrer Kenntnis verzichten.</w:t>
       </w:r>
     </w:p>
     <w:p>
@@ -5877,7 +5877,7 @@
         <w:t xml:space="preserve"> </w:t>
       </w:r>
       <w:r>
-        <w:t xml:space="preserve">ein umfassender Name für alles, was Allah liebt und womit Er zufrieden ist, an Aussprüchen und Werken, den offenkundigen und den verborgenen (al-aqwāl wal-aʿmāl aẓ-ẓāhirah wal-bāṭinah).</w:t>
+        <w:t xml:space="preserve">ein umfassender Name für alles, was Allah liebt und womit Er zufrieden ist, an Aussprüchen und Taten, den offenkundigen und den verborgenen (al-aqwāl wal-aʿmāl aẓ-ẓāhirah wal-bāṭinah).</w:t>
       </w:r>
     </w:p>
     <w:p>
@@ -6859,7 +6859,7 @@
         <w:t xml:space="preserve"> </w:t>
       </w:r>
       <w:r>
-        <w:t xml:space="preserve">„Wenn du (Allah etwas) beigesellst, wird dein Werk ganz gewiss zunichte, und du wirst ganz gewiss zu den Verlierern gehören" [az-Zumar: 65].</w:t>
+        <w:t xml:space="preserve">„Wenn du (Allah etwas) beigesellst, wird deine Tat ganz gewiss zunichte, und du wirst ganz gewiss zu den Verlierern gehören" [az-Zumar: 65].</w:t>
       </w:r>
     </w:p>
     <w:p>
@@ -7424,7 +7424,7 @@
         <w:t xml:space="preserve">Der detaillierte Glaube</w:t>
       </w:r>
       <w:r>
-        <w:t xml:space="preserve">Glaube an ihre Namen · ihre Eigenschaften · ihre Werke</w:t>
+        <w:t xml:space="preserve">Glaube an ihre Namen · ihre Eigenschaften · ihre Taten</w:t>
       </w:r>
     </w:p>
     <w:p>
@@ -8101,7 +8101,7 @@
         <w:t xml:space="preserve"> </w:t>
       </w:r>
       <w:r>
-        <w:t xml:space="preserve">Der Glaube an das, was wir an Werken von ihnen kennen. Die Engel – Allah</w:t>
+        <w:t xml:space="preserve">Der Glaube an das, was wir an Taten von ihnen kennen. Die Engel – Allah</w:t>
       </w:r>
       <w:r>
         <w:t xml:space="preserve"> </w:t>
@@ -8113,7 +8113,7 @@
         <w:t xml:space="preserve"> </w:t>
       </w:r>
       <w:r>
-        <w:t xml:space="preserve">befahl ihnen Werke, sie widersetzen sich Allah</w:t>
+        <w:t xml:space="preserve">befahl ihnen Taten, sie widersetzen sich Allah</w:t>
       </w:r>
       <w:r>
         <w:t xml:space="preserve"> </w:t>
@@ -8125,7 +8125,7 @@
         <w:t xml:space="preserve"> </w:t>
       </w:r>
       <w:r>
-        <w:t xml:space="preserve">nicht in dem, was Er ihnen befiehlt, und tun, was ihnen befohlen wird. Wenn wir durch Buch und Sunnah etwas von ihren Werken kennen, müssen wir im Einzelnen daran glauben – wie wir wissen, dass der mit der Offenbarung Betraute Ǧibrīl ist, dass Mīkāʾīl mit dem Regen betraut ist, dass der Engel des Todes mit dem Ergreifen der Seelen betraut ist, und dass es unter den Engeln Schreiber (katabah) gibt, wie Allah, der Erhabene, sagt:</w:t>
+        <w:t xml:space="preserve">nicht in dem, was Er ihnen befiehlt, und tun, was ihnen befohlen wird. Wenn wir durch Buch und Sunnah etwas von ihren Taten kennen, müssen wir im Einzelnen daran glauben – wie wir wissen, dass der mit der Offenbarung Betraute Ǧibrīl ist, dass Mīkāʾīl mit dem Regen betraut ist, dass der Engel des Todes mit dem Ergreifen der Seelen betraut ist, und dass es unter den Engeln Schreiber (katabah) gibt, wie Allah, der Erhabene, sagt:</w:t>
       </w:r>
       <w:r>
         <w:t xml:space="preserve"> </w:t>
@@ -8141,7 +8141,7 @@
         <w:t xml:space="preserve"> </w:t>
       </w:r>
       <w:r>
-        <w:t xml:space="preserve">„Oder meinen sie, dass Wir ihr Geheimes und ihre vertraulichen Gespräche nicht hören? Doch! Und Unsere Gesandten sind bei ihnen und schreiben (es) auf" [az-Zuḫruf: 80] – und anderes von den Werken der Engel.</w:t>
+        <w:t xml:space="preserve">„Oder meinen sie, dass Wir ihr Geheimes und ihre vertraulichen Gespräche nicht hören? Doch! Und Unsere Gesandten sind bei ihnen und schreiben (es) auf" [az-Zuḫruf: 80] – und anderes von den Taten der Engel.</w:t>
       </w:r>
     </w:p>
     <w:bookmarkEnd w:id="46"/>
@@ -8195,7 +8195,7 @@
         <w:t xml:space="preserve"> </w:t>
       </w:r>
       <w:r>
-        <w:t xml:space="preserve">nach; ebenso fürchten wir Allah und sind uns Seiner Beobachtung bewusst, weil sie unsere Werke aufzeichnen und niederschreiben. Dies alles gehört zu den Früchten des Glaubens an die Engel.</w:t>
+        <w:t xml:space="preserve">nach; ebenso fürchten wir Allah und sind uns Seiner Beobachtung bewusst, weil sie unsere Taten aufzeichnen und niederschreiben. Dies alles gehört zu den Früchten des Glaubens an die Engel.</w:t>
       </w:r>
     </w:p>
     <w:bookmarkEnd w:id="47"/>
@@ -8607,7 +8607,7 @@
         <w:t xml:space="preserve">Der detaillierte Glaube</w:t>
       </w:r>
       <w:r>
-        <w:t xml:space="preserve">Glaube an ihre Namen · Anerkennung · Befolgung dessen, was im Qurʾān steht</w:t>
+        <w:t xml:space="preserve">Glaube an ihre Namen · ihre Bestätigung · Befolgung dessen, was im Qurʾān steht</w:t>
       </w:r>
     </w:p>
     <w:p>
@@ -8623,7 +8623,7 @@
         <w:pStyle w:val="BodyText"/>
       </w:pPr>
       <w:r>
-        <w:t xml:space="preserve">Glauben, sie enthielten verfälschte Rede</w:t>
+        <w:t xml:space="preserve">Glauben, sie enthielten erschaffene Rede</w:t>
       </w:r>
     </w:p>
     <w:p>
@@ -8639,7 +8639,7 @@
         <w:pStyle w:val="BodyText"/>
       </w:pPr>
       <w:r>
-        <w:t xml:space="preserve">Nicht-Richten nach Allahs Buch aus Abwendung oder Verweigerung</w:t>
+        <w:t xml:space="preserve">Sich nicht nach Allahs Buch richten lassen (aus Abwendung oder Verweigerung)</w:t>
       </w:r>
     </w:p>
     <w:p>
@@ -9069,7 +9069,7 @@
           <w:bCs/>
           <w:b/>
         </w:rPr>
-        <w:t xml:space="preserve">Der zweite Vernichter: Das Nicht-Richten nach Allahs Buch aus Abwendung (iʿrāḍ), Zweifel (šakk) oder Hochmut (istikbār).</w:t>
+        <w:t xml:space="preserve">Der zweite Vernichter: Das Sich-nicht-Richten-lassen nach Allahs Buch aus Abwendung (iʿrāḍ), Zweifel (šakk) oder Hochmut (istikbār).</w:t>
       </w:r>
       <w:r>
         <w:t xml:space="preserve"> </w:t>
@@ -9120,6 +9120,24 @@
       </w:r>
       <w:r>
         <w:t xml:space="preserve">„Und sie sagen: Wir glauben an Allah und an den Gesandten und gehorchen. Hierauf, nach diesem, kehrt sich eine Gruppe von ihnen ab; jene sind nicht die Gläubigen" [an-Nūr: 47].</w:t>
+      </w:r>
+    </w:p>
+    <w:p>
+      <w:pPr>
+        <w:pStyle w:val="BodyText"/>
+      </w:pPr>
+      <w:r>
+        <w:rPr>
+          <w:bCs/>
+          <w:b/>
+        </w:rPr>
+        <w:t xml:space="preserve">Anmerkung (Erläuterung):</w:t>
+      </w:r>
+      <w:r>
+        <w:t xml:space="preserve"> </w:t>
+      </w:r>
+      <w:r>
+        <w:t xml:space="preserve">Gemeint ist: Man befolgt die Urteile (des Qurʾān) nicht, weil man nicht anerkennt, dass der Qurʾān einem etwas zu befehlen hat; man nimmt ihn nicht als maßgebliches Gesetzeswort für sich an, sondern wendet sich gänzlich davon ab, dass der Qurʾān einem etwas zu sagen hat.</w:t>
       </w:r>
     </w:p>
     <w:p>
@@ -9612,7 +9630,7 @@
         <w:t xml:space="preserve">Der detaillierte Glaube</w:t>
       </w:r>
       <w:r>
-        <w:t xml:space="preserve">Glaube an ihre Namen · Anerkennung · Befolgung dessen, was unser Prophet brachte</w:t>
+        <w:t xml:space="preserve">Glaube an ihre Namen · ihre Bestätigung · Befolgung dessen, was unser Prophet brachte</w:t>
       </w:r>
     </w:p>
     <w:p>
@@ -9652,7 +9670,7 @@
         <w:pStyle w:val="BodyText"/>
       </w:pPr>
       <w:r>
-        <w:t xml:space="preserve">Richten nach anderen als den Gesandten</w:t>
+        <w:t xml:space="preserve">Sich richten lassen von anderen (als den Gesandten) – aus Abwendung, Ablehnung oder Zweifel</w:t>
       </w:r>
     </w:p>
     <w:p>
@@ -11094,7 +11112,7 @@
         <w:t xml:space="preserve">Der allgemeine Glaube</w:t>
       </w:r>
       <w:r>
-        <w:t xml:space="preserve">Glaube, dass es einen Tag gibt, an dem Allah die Schöpfung auferweckt und für ihre Werke vergilt</w:t>
+        <w:t xml:space="preserve">Glaube, dass es einen Tag gibt, an dem Allah die Schöpfung auferweckt und für ihre Taten vergilt</w:t>
       </w:r>
     </w:p>
     <w:p>
@@ -11157,7 +11175,7 @@
         <w:t xml:space="preserve"> </w:t>
       </w:r>
       <w:r>
-        <w:t xml:space="preserve">Auferstehung · Versammlung · Fürsprache · Austeilung der Bücher · Abrechnung · Wägung · Becken · Brücke · Übergang · Paradies und Hölle</w:t>
+        <w:t xml:space="preserve">Auferstehung · Versammlung · Fürsprache · Austeilung der Bücher · Abrechnung · Wägung · Becken · Brücke · Übergang (Qanṭara) · Paradies und Hölle</w:t>
       </w:r>
     </w:p>
     <w:p>
@@ -11282,7 +11300,7 @@
         <w:t xml:space="preserve"> </w:t>
       </w:r>
       <w:r>
-        <w:t xml:space="preserve">ist: dass du glaubst, dass es einen Tag gibt, an dem Allah die Geschöpfe auferweckt und ihnen für ihre Werke vergilt.</w:t>
+        <w:t xml:space="preserve">ist: dass du glaubst, dass es einen Tag gibt, an dem Allah die Geschöpfe auferweckt und ihnen für ihre Taten vergilt.</w:t>
       </w:r>
     </w:p>
     <w:p>
@@ -11945,7 +11963,7 @@
         <w:t xml:space="preserve"> </w:t>
       </w:r>
       <w:r>
-        <w:t xml:space="preserve">Sie werden zum Ort der Versammlung versammelt, und es ist ein anderes Land als unser Land:</w:t>
+        <w:t xml:space="preserve">Sie werden zum Ort der Versammlung versammelt, und es ist eine andere Erde als unsere Erde:</w:t>
       </w:r>
       <w:r>
         <w:t xml:space="preserve"> </w:t>
@@ -12133,7 +12151,7 @@
         <w:pStyle w:val="FirstParagraph"/>
       </w:pPr>
       <w:r>
-        <w:t xml:space="preserve">Danach werden die Bücher ausgeteilt und verteilt. Es sind die Blätter (ṣuḥuf), in denen die Werke der Kinder Ādams aufgeschrieben sind. Der eine nimmt sein Buch mit seiner Rechten, der andere nimmt sein Buch mit seiner Linken hinter seinem Rücken.</w:t>
+        <w:t xml:space="preserve">Danach werden die Bücher ausgeteilt und verteilt. Es sind die Blätter (ṣuḥuf), in denen die Taten der Kinder Ādams aufgeschrieben sind. Der eine nimmt sein Buch mit seiner Rechten, der andere nimmt sein Buch mit seiner Linken hinter seinem Rücken.</w:t>
       </w:r>
     </w:p>
     <w:p>
@@ -12275,7 +12293,7 @@
         <w:t xml:space="preserve"> </w:t>
       </w:r>
       <w:r>
-        <w:t xml:space="preserve">ist das Anhalten (der Diener) über ihre Werke, damit ihnen dafür vergolten wird.</w:t>
+        <w:t xml:space="preserve">ist das Anhalten (der Diener) über ihre Taten, damit ihnen dafür vergolten wird.</w:t>
       </w:r>
     </w:p>
     <w:p>
@@ -12520,7 +12538,7 @@
         <w:pStyle w:val="FirstParagraph"/>
       </w:pPr>
       <w:r>
-        <w:t xml:space="preserve">Nach der Abrechnung kommt die Wägung der Werke; Allah</w:t>
+        <w:t xml:space="preserve">Nach der Abrechnung kommt die Wägung der Taten; Allah</w:t>
       </w:r>
       <w:r>
         <w:t xml:space="preserve"> </w:t>
@@ -12548,7 +12566,7 @@
         <w:t xml:space="preserve"> </w:t>
       </w:r>
       <w:r>
-        <w:t xml:space="preserve">ist das Gerät, mit dem die Dinge gewogen werden; sie hat zwei Schalen. Auf ihr werden die Werke und die Bücher gewogen, und ebenso wird der Diener selbst gewogen. Bei der Wägung der Werke zeigt sich die Gerechtigkeit Allahs</w:t>
+        <w:t xml:space="preserve">ist das Gerät, mit dem die Dinge gewogen werden; sie hat zwei Schalen. Auf ihr werden die Taten und die Bücher gewogen, und ebenso wird der Diener selbst gewogen. Bei der Wägung der Taten zeigt sich die Gerechtigkeit Allahs</w:t>
       </w:r>
       <w:r>
         <w:t xml:space="preserve"> </w:t>
@@ -12680,7 +12698,7 @@
           <w:bCs/>
           <w:b/>
         </w:rPr>
-        <w:t xml:space="preserve">Die Menschen überqueren sie je nach dem Maß ihrer Werke:</w:t>
+        <w:t xml:space="preserve">Die Menschen überqueren sie je nach dem Maß ihrer Taten:</w:t>
       </w:r>
       <w:r>
         <w:t xml:space="preserve"> </w:t>
@@ -12951,7 +12969,7 @@
         <w:t xml:space="preserve"> </w:t>
       </w:r>
       <w:r>
-        <w:t xml:space="preserve">„Und diejenigen, die glauben und rechtschaffene Werke tun, werden Wir in Gärten eingehen lassen, durcheilt von Bächen, ewig und auf immer darin zu bleiben; darin haben sie gereinigte Gattinnen; und Wir lassen sie in beständigen Schatten eingehen" [an-Nisāʾ: 57]. Und Er, der Erhabene, sagt (über die Früchte des Paradieses):</w:t>
+        <w:t xml:space="preserve">„Und diejenigen, die glauben und rechtschaffene Taten tun, werden Wir in Gärten eingehen lassen, durcheilt von Bächen, ewig und auf immer darin zu bleiben; darin haben sie gereinigte Gattinnen; und Wir lassen sie in beständigen Schatten eingehen" [an-Nisāʾ: 57]. Und Er, der Erhabene, sagt (über die Früchte des Paradieses):</w:t>
       </w:r>
       <w:r>
         <w:t xml:space="preserve"> </w:t>
@@ -13012,7 +13030,7 @@
         <w:t xml:space="preserve"> </w:t>
       </w:r>
       <w:r>
-        <w:t xml:space="preserve">wie es die Leute des Unglaubens (taten) und wie es die Dahriyyūn (die Materialisten) (vertraten); denn sie leugnen den Jüngsten Tag. Allah</w:t>
+        <w:t xml:space="preserve">wie es die Leute des Unglaubens (taten) und wie es die Dahriyyūn (vertraten); denn sie leugnen den Jüngsten Tag. Allah</w:t>
       </w:r>
       <w:r>
         <w:t xml:space="preserve"> </w:t>
@@ -13110,7 +13128,7 @@
         <w:t xml:space="preserve"> </w:t>
       </w:r>
       <w:r>
-        <w:t xml:space="preserve">Wer den Jüngsten Tag umdeutet, ist in einen der Vernichter des Glaubens an den Jüngsten Tag gefallen – wie jemand, der etwa kommt und sagt: Die Waage ist die Gerechtigkeit, und es gibt keine wirkliche (körperliche) Waage; und die Brücke ist (etwas) Sinnbildliches (maʿnawī), und es gibt keine sinnlich wahrnehmbare Brücke.</w:t>
+        <w:t xml:space="preserve">Wer den Jüngsten Tag umdeutet, ist in einen der Vernichter des Glaubens an den Jüngsten Tag gefallen – wie jemand, der etwa kommt und sagt: Die Waage ist die Gerechtigkeit, und es gibt keine wirkliche Waage; und die Brücke ist (etwas) Sinnbildliches (maʿnawī), und es gibt keine sinnlich wahrnehmbare Brücke.</w:t>
       </w:r>
     </w:p>
     <w:p>
@@ -13847,7 +13865,19 @@
         <w:t xml:space="preserve"> </w:t>
       </w:r>
       <w:r>
-        <w:t xml:space="preserve">auch der Schöpfer dessen, was durch Willen und Fähigkeit zustande kommt. Allah ist es, der dem Diener den Willen und die Fähigkeit gab; und was aus dem Willen und der Fähigkeit hervorgeht, ist eine Erschaffung Allahs. So tritt nichts aus der Erschaffung Allahs (erhaben ist Er) heraus.</w:t>
+        <w:t xml:space="preserve">auch der Schöpfer dessen, was durch Willen und Fähigkeit zustande kommt. Allah ist es, der dem Diener den Willen und die Fähigkeit gab; und was aus dem Willen und der Fähigkeit hervorgeht, ist eine Erschaffung Allahs. So tritt nichts aus der Erschaffung Allahs</w:t>
+      </w:r>
+      <w:r>
+        <w:t xml:space="preserve"> </w:t>
+      </w:r>
+      <w:r>
+        <w:t xml:space="preserve">ﷻ</w:t>
+      </w:r>
+      <w:r>
+        <w:t xml:space="preserve"> </w:t>
+      </w:r>
+      <w:r>
+        <w:t xml:space="preserve">heraus.</w:t>
       </w:r>
     </w:p>
     <w:p>
@@ -14012,13 +14042,13 @@
         <w:t xml:space="preserve">Nachdem wir über das erste Tor gesprochen haben – die sechs Säulen des Īmān –, sprechen wir nun über das zweite Tor, nämlich das, was sich an die sechs Säulen des Īmān anschließt: den Musammā (die Benennung/den Begriff) des Īmān, die Ṣaḥābah und die Imāmah.</w:t>
       </w:r>
     </w:p>
-    <w:bookmarkStart w:id="77" w:name="X4762b8aab1f80497609a15bb2fe148165c81e94"/>
+    <w:bookmarkStart w:id="77" w:name="Xacb43251b5ea05047037fbd063bbc9cdb9f9431"/>
     <w:p>
       <w:pPr>
         <w:pStyle w:val="Heading3"/>
       </w:pPr>
       <w:r>
-        <w:t xml:space="preserve">Erste Frage: Der Īmān ist Wort und Werk (qawlun wa-ʿamal)</w:t>
+        <w:t xml:space="preserve">Erste Frage: Der Īmān ist Wort und Tat (qawlun wa-ʿamal)</w:t>
       </w:r>
     </w:p>
     <w:p>
@@ -14026,15 +14056,15 @@
         <w:pStyle w:val="FirstParagraph"/>
       </w:pPr>
       <w:r>
-        <w:t xml:space="preserve">Der Īmān bei Ahl as-Sunnah wal-Jamāʿah – sie verstehen darunter: Wort und Werk (al-qawl wal-ʿamal). Das bedeutet: das Wort des Herzens – das ist die Überzeugung (al-iʿtiqād) –, das Wort der Zunge, das Werk des Herzens und das Werk der Glieder: All dies wird mit „Īmān" bezeichnet.</w:t>
-      </w:r>
-    </w:p>
-    <w:p>
-      <w:pPr>
-        <w:pStyle w:val="BodyText"/>
-      </w:pPr>
-      <w:r>
-        <w:t xml:space="preserve">So wird das Wort des Herzens „Īmān" genannt, das Wort der Zunge wird „Īmān" genannt, das Werk des Herzens wird „Īmān" genannt, und das Werk der Glieder wird „Īmān" genannt. Der Īmān umfasst also jedes Wort und jedes Werk.</w:t>
+        <w:t xml:space="preserve">Der Īmān bei Ahl as-Sunnah wal-Jamāʿah – sie verstehen darunter: Wort und Tat (al-qawl wal-ʿamal). Das bedeutet: das Wort des Herzens – das ist die Überzeugung (al-iʿtiqād) –, das Wort der Zunge, die Tat des Herzens und die Tat der Glieder: All dies wird mit „Īmān" bezeichnet.</w:t>
+      </w:r>
+    </w:p>
+    <w:p>
+      <w:pPr>
+        <w:pStyle w:val="BodyText"/>
+      </w:pPr>
+      <w:r>
+        <w:t xml:space="preserve">So wird das Wort des Herzens „Īmān" genannt, das Wort der Zunge wird „Īmān" genannt, die Tat des Herzens wird „Īmān" genannt, und die Tat der Glieder wird „Īmān" genannt. Der Īmān umfasst also jedes Wort und jede Tat.</w:t>
       </w:r>
     </w:p>
     <w:p>
@@ -14052,7 +14082,7 @@
         <w:t xml:space="preserve"> </w:t>
       </w:r>
       <w:r>
-        <w:t xml:space="preserve">denn „Īmān" ist ein religiös-rechtlicher Begriff (lafẓ šarʿī), der nur aus dem Buch und der Sunnah entnommen wird, und die Texte von Buch und Sunnah haben darauf hingewiesen, dass der Īmān Wort und Werk ist:</w:t>
+        <w:t xml:space="preserve">denn „Īmān" ist ein religiös-rechtlicher Begriff (lafẓ šarʿī), der nur aus dem Buch und der Sunnah entnommen wird, und die Texte von Buch und Sunnah haben darauf hingewiesen, dass der Īmān Wort und Tat ist:</w:t>
       </w:r>
     </w:p>
     <w:p>
@@ -14166,7 +14196,7 @@
           <w:bCs/>
           <w:b/>
         </w:rPr>
-        <w:t xml:space="preserve">Was das Werk des Herzens angeht, so ist sein Beleg:</w:t>
+        <w:t xml:space="preserve">Was die Tat des Herzens angeht, so ist sein Beleg:</w:t>
       </w:r>
       <w:r>
         <w:t xml:space="preserve"> </w:t>
@@ -14197,19 +14227,19 @@
         <w:t xml:space="preserve"> </w:t>
       </w:r>
       <w:r>
-        <w:t xml:space="preserve">„Die (wahren) Gläubigen sind ja diejenigen, deren Herzen sich vor Ehrfurcht regen, wenn Allah genannt wird, und die, wenn ihnen Seine Zeichen verlesen werden, dadurch an Glauben zunehmen, und die sich auf ihren Herrn verlassen, die das Gebet verrichten und von dem, womit Wir sie versorgt haben, ausgeben. Das sind die wahren Gläubigen. Für sie sind Rangstufen bei ihrem Herrn (bestimmt) und Vergebung und ehrenvolle Versorgung" [al-Anfāl: 2-4]. Das Beben (des Herzens, al-waǧal) gehört zu den Werken der Herzen, und Er nannte es „Īmān".</w:t>
-      </w:r>
-    </w:p>
-    <w:p>
-      <w:pPr>
-        <w:pStyle w:val="BodyText"/>
-      </w:pPr>
-      <w:r>
-        <w:rPr>
-          <w:bCs/>
-          <w:b/>
-        </w:rPr>
-        <w:t xml:space="preserve">Was das Werk der Glieder angeht, so ist sein Beleg:</w:t>
+        <w:t xml:space="preserve">„Die (wahren) Gläubigen sind ja diejenigen, deren Herzen sich vor Ehrfurcht regen, wenn Allah genannt wird, und die, wenn ihnen Seine Zeichen verlesen werden, dadurch an Glauben zunehmen, und die sich auf ihren Herrn verlassen, die das Gebet verrichten und von dem, womit Wir sie versorgt haben, ausgeben. Das sind die wahren Gläubigen. Für sie sind Rangstufen bei ihrem Herrn (bestimmt) und Vergebung und ehrenvolle Versorgung" [al-Anfāl: 2-4]. Das Beben (des Herzens, al-waǧal) gehört zu den Taten der Herzen, und Er nannte es „Īmān".</w:t>
+      </w:r>
+    </w:p>
+    <w:p>
+      <w:pPr>
+        <w:pStyle w:val="BodyText"/>
+      </w:pPr>
+      <w:r>
+        <w:rPr>
+          <w:bCs/>
+          <w:b/>
+        </w:rPr>
+        <w:t xml:space="preserve">Was die Tat der Glieder angeht, so ist sein Beleg:</w:t>
       </w:r>
       <w:r>
         <w:t xml:space="preserve"> </w:t>
@@ -14343,7 +14373,7 @@
         <w:pStyle w:val="Compact"/>
       </w:pPr>
       <w:r>
-        <w:t xml:space="preserve">Sein Wort „und der niedrigste ist das Entfernen des Schädlichen vom Weg" – dies ist ein Werk von den Werken der Glieder.</w:t>
+        <w:t xml:space="preserve">Sein Wort „und der niedrigste ist das Entfernen des Schädlichen vom Weg" – dies ist eine Tat von den Taten der Glieder.</w:t>
       </w:r>
     </w:p>
     <w:p>
@@ -14355,7 +14385,7 @@
         <w:pStyle w:val="Compact"/>
       </w:pPr>
       <w:r>
-        <w:t xml:space="preserve">Sein Wort „und die Schamhaftigkeit ist ein Zweig von den Zweigen des Īmān" – dies ist ein Werk von den Werken der Herzen.</w:t>
+        <w:t xml:space="preserve">Sein Wort „und die Schamhaftigkeit ist ein Zweig von den Zweigen des Īmān" – dies ist eine Tat von den Taten der Herzen.</w:t>
       </w:r>
     </w:p>
     <w:p>
@@ -14375,7 +14405,7 @@
         <w:t xml:space="preserve"> </w:t>
       </w:r>
       <w:r>
-        <w:t xml:space="preserve">– und er ist der Wahrhaftige, dem Glauben Geschenkte (aṣ-Ṣādiq al-Maṣdūq) – machte in diesem Ḥadīṯ den Īmān zu Zweigen und Teilen. Der Īmān: Zu seinen Teilen gehört das Wort, und zu seinen Teilen gehört das Werk.</w:t>
+        <w:t xml:space="preserve">– und er ist der Wahrhaftige, dem Glauben Geschenkte (aṣ-Ṣādiq al-Maṣdūq) – machte in diesem Ḥadīṯ den Īmān zu Zweigen und Teilen. Der Īmān: Zu seinen Teilen gehört das Wort, und zu seinen Teilen gehört die Tat.</w:t>
       </w:r>
     </w:p>
     <w:bookmarkEnd w:id="77"/>
@@ -14959,7 +14989,7 @@
         <w:t xml:space="preserve"> </w:t>
       </w:r>
       <w:r>
-        <w:t xml:space="preserve">kann durch das Wort des Herzens geschehen, durch das Wort der Zunge, durch das Werk des Herzens oder durch das Werk der Glieder:</w:t>
+        <w:t xml:space="preserve">kann durch das Wort des Herzens geschehen, durch das Wort der Zunge, durch die Tat des Herzens oder durch die Tat der Glieder:</w:t>
       </w:r>
     </w:p>
     <w:p>
@@ -15055,7 +15085,7 @@
           <w:bCs/>
           <w:b/>
         </w:rPr>
-        <w:t xml:space="preserve">Das Werk des Herzens:</w:t>
+        <w:t xml:space="preserve">Die Tat des Herzens:</w:t>
       </w:r>
       <w:r>
         <w:t xml:space="preserve"> </w:t>
@@ -15089,7 +15119,7 @@
           <w:bCs/>
           <w:b/>
         </w:rPr>
-        <w:t xml:space="preserve">Das Werk der Glieder:</w:t>
+        <w:t xml:space="preserve">Die Tat der Glieder:</w:t>
       </w:r>
       <w:r>
         <w:t xml:space="preserve"> </w:t>
@@ -15103,7 +15133,7 @@
         <w:pStyle w:val="FirstParagraph"/>
       </w:pPr>
       <w:r>
-        <w:t xml:space="preserve">So wie das Wort ein Vernichter von den Vernichter des Īmān sein kann, so kann ebenso das Werk ein Vernichter von den Vernichter des Īmān sein.</w:t>
+        <w:t xml:space="preserve">So wie das Wort ein Vernichter von den Vernichtern des Īmān sein kann, so kann ebenso die Tat ein Vernichter von den Vernichtern des Īmān sein.</w:t>
       </w:r>
     </w:p>
     <w:p>
@@ -15127,15 +15157,15 @@
           <w:iCs/>
           <w:i/>
         </w:rPr>
-        <w:t xml:space="preserve">„Das absolute Für-ungläubig-Erklären (at-takfīr al-muṭlaq) erfordert nicht (zwangsläufig) das Für-ungläubig-Erklären der bestimmten Person (takfīr al-muʿayyan), außer nachdem die Bedingungen (šurūṭ) erfüllt und die Hinderungsgründe (mawāniʿ) ausgeschlossen sind."</w:t>
-      </w:r>
-    </w:p>
-    <w:p>
-      <w:pPr>
-        <w:pStyle w:val="BodyText"/>
-      </w:pPr>
-      <w:r>
-        <w:t xml:space="preserve">Wer also in den Unglauben der Apostasie fällt, über den urteilen wir nicht unmittelbar (dass er ungläubig ist); vielmehr müssen die Bedingungen erfüllt und die Hinderungsgründe ausgeschlossen sein. Würde ein Mensch einen Ausspruch des Unglaubens äußern, so müssen wir betrachten: Sind bei ihm die Bedingungen erfüllt oder nicht? War er gezwungen (mukrah)? War er wahnsinnig (maǧnūn)? Denn Allah</w:t>
+        <w:t xml:space="preserve">„Das allgemeine Für-ungläubig-Erklären (at-takfīr al-muṭlaq) erfordert nicht (zwangsläufig) das Für-ungläubig-Erklären der bestimmten Person (takfīr al-muʿayyan), außer nachdem die Bedingungen (šurūṭ) erfüllt und die Hinderungsgründe (mawāniʿ) ausgeschlossen sind."</w:t>
+      </w:r>
+    </w:p>
+    <w:p>
+      <w:pPr>
+        <w:pStyle w:val="BodyText"/>
+      </w:pPr>
+      <w:r>
+        <w:t xml:space="preserve">Wer also in den Unglauben der Apostasie fällt, über den urteilen wir nicht unmittelbar (dass er ungläubig ist); vielmehr müssen die Bedingungen erfüllt und die Hinderungsgründe ausgeschlossen sein. Würde ein Mensch einen Ausspruch des Unglaubens äußern, so müssen wir betrachten: Sind bei ihm die Bedingungen erfüllt oder nicht? War er gezwungen (mukrah)? War er (überhaupt) zurechnungsfähig? Denn Allah</w:t>
       </w:r>
       <w:r>
         <w:t xml:space="preserve"> </w:t>
@@ -15163,7 +15193,7 @@
         <w:t xml:space="preserve"> </w:t>
       </w:r>
       <w:r>
-        <w:t xml:space="preserve">„Wer Allah verleugnet, nachdem er geglaubt hatte – außer demjenigen, der gezwungen wird, während sein Herz im Glauben Ruhe gefunden hat …" [an-Naḥl: 106]. So erfordert das absolute Für-ungläubig-Erklären nicht das Für-ungläubig-Erklären der bestimmten Person, außer nachdem die Bedingungen erfüllt und die Hinderungsgründe ausgeschlossen sind.</w:t>
+        <w:t xml:space="preserve">„Wer Allah verleugnet, nachdem er geglaubt hatte – außer demjenigen, der gezwungen wird, während sein Herz im Glauben Ruhe gefunden hat …" [an-Naḥl: 106]. So erfordert das allgemeine Für-ungläubig-Erklären nicht das Für-ungläubig-Erklären der bestimmten Person, außer nachdem die Bedingungen erfüllt und die Hinderungsgründe ausgeschlossen sind.</w:t>
       </w:r>
     </w:p>
     <w:bookmarkStart w:id="80" w:name="Xd7f75195a0d4e5474b87e9459c239eab691a308"/>
@@ -15242,7 +15272,7 @@
         <w:t xml:space="preserve"> </w:t>
       </w:r>
       <w:r>
-        <w:t xml:space="preserve">Er macht das Werk seines Trägers zunichte, wie Allah</w:t>
+        <w:t xml:space="preserve">Er macht die Tat seines Trägers zunichte, wie Allah</w:t>
       </w:r>
       <w:r>
         <w:t xml:space="preserve"> </w:t>
@@ -15270,7 +15300,7 @@
         <w:t xml:space="preserve"> </w:t>
       </w:r>
       <w:r>
-        <w:t xml:space="preserve">„Und wer den Glauben verleugnet, dessen Werk wird hinfällig, und im Jenseits gehört er zu den Verlierern" [al-Māʾidah: 5].</w:t>
+        <w:t xml:space="preserve">„Und wer den Glauben verleugnet, dessen Tat wird hinfällig, und im Jenseits gehört er zu den Verlierern" [al-Māʾidah: 5].</w:t>
       </w:r>
     </w:p>
     <w:bookmarkEnd w:id="80"/>
@@ -15561,7 +15591,7 @@
         <w:t xml:space="preserve">Definition</w:t>
       </w:r>
       <w:r>
-        <w:t xml:space="preserve">Wer den Propheten ﷺ zu seinen Lebzeiten – nach dessen Berufung – als Gläubiger an ihn sah und darauf starb</w:t>
+        <w:t xml:space="preserve">Wer den Propheten ﷺ zu seinen Lebzeiten – nach dessen Entsendung – als Gläubiger an ihn sah und darauf starb</w:t>
       </w:r>
     </w:p>
     <w:p>
@@ -15628,7 +15658,7 @@
         <w:pStyle w:val="FirstParagraph"/>
       </w:pPr>
       <w:r>
-        <w:t xml:space="preserve">Allah hatte Wohlgefallen an der ʿAqīdah der Ṣaḥābah und ihrem Manhaǧ; es gibt keine Rettung und kein Heil außer durch ihre Nachfolge in Güte.</w:t>
+        <w:t xml:space="preserve">Allah hatte Wohlgefallen an der ʿAqīdah der Ṣaḥābah und ihrer Methodik; es gibt keine Rettung und kein Heil außer durch ihre Nachfolge in Güte.</w:t>
       </w:r>
     </w:p>
     <w:p>
@@ -15674,7 +15704,7 @@
         <w:t xml:space="preserve"> </w:t>
       </w:r>
       <w:r>
-        <w:t xml:space="preserve">zu dessen Lebzeiten – nach seiner Berufung – als Gläubiger an ihn sah und darauf (im Glauben) starb.</w:t>
+        <w:t xml:space="preserve">zu dessen Lebzeiten – nach seiner Entsendung – als Gläubiger an ihn sah und darauf (im Glauben) starb.</w:t>
       </w:r>
     </w:p>
     <w:p>
@@ -15718,7 +15748,7 @@
         <w:t xml:space="preserve"> </w:t>
       </w:r>
       <w:r>
-        <w:t xml:space="preserve">im Wachzustand nach seinem Tod sah, gilt nicht als Ṣaḥābī. Und es muss notwendigerweise zu dessen Lebzeiten nach seiner Berufung sein; wer ihn zu seinen Lebzeiten vor seiner Berufung sah, ist kein Ṣaḥābī, sondern es muss nach der Berufung des Gesandten Allahs</w:t>
+        <w:t xml:space="preserve">im Wachzustand nach seinem Tod sah, gilt nicht als Ṣaḥābī. Und es muss notwendigerweise zu dessen Lebzeiten nach seiner Entsendung sein; wer ihn zu seinen Lebzeiten vor seiner Entsendung sah, ist kein Ṣaḥābī, sondern es muss nach der Entsendung des Gesandten Allahs</w:t>
       </w:r>
       <w:r>
         <w:t xml:space="preserve"> </w:t>
@@ -15730,7 +15760,7 @@
         <w:t xml:space="preserve"> </w:t>
       </w:r>
       <w:r>
-        <w:t xml:space="preserve">sein. Und er muss ihn notwendigerweise als Gläubiger an ihn gesehen haben; wer ihn also zu seinen Lebzeiten nach seiner Berufung sah, während er ein Ungläubiger war, gilt nicht als Ṣaḥābī. Und der Sehende muss notwendigerweise im Īmān sterben; stürbe er im Unglauben, so gilt er nicht (mehr) als Ṣaḥābī.</w:t>
+        <w:t xml:space="preserve">sein. Und er muss ihn notwendigerweise als Gläubiger an ihn gesehen haben; wer ihn also zu seinen Lebzeiten nach seiner Entsendung sah, während er ein Ungläubiger war, gilt nicht als Ṣaḥābī. Und der Sehende muss notwendigerweise im Īmān sterben; stürbe er im Unglauben, so gilt er nicht (mehr) als Ṣaḥābī.</w:t>
       </w:r>
     </w:p>
     <w:p>
@@ -16206,7 +16236,7 @@
         <w:t xml:space="preserve"> </w:t>
       </w:r>
       <w:r>
-        <w:t xml:space="preserve">willen gekämpft (Ǧihād geleistet), und auch dies erfordert ihre Liebe. Im Ṣaḥīḥ al-Buḫārī kam von al-Barāʾ, dass der Prophet</w:t>
+        <w:t xml:space="preserve">willen gekämpft, und auch dies erfordert ihre Liebe. Im Ṣaḥīḥ al-Buḫārī kam von al-Barāʾ, dass der Prophet</w:t>
       </w:r>
       <w:r>
         <w:t xml:space="preserve"> </w:t>
@@ -16462,7 +16492,7 @@
           <w:iCs/>
           <w:i/>
         </w:rPr>
-        <w:t xml:space="preserve">„Allah hatte Wohlgefallen an der ʿAqīdah der Ṣaḥābah und ihrem Manhaǧ (Weg); es gibt also kein Heil und keine Rettung außer durch ihre Nachfolge in Güte (illā bi-ttibāʿihim bi-iḥsān)."</w:t>
+        <w:t xml:space="preserve">„Allah hatte Wohlgefallen an der ʿAqīdah der Ṣaḥābah und ihrer Methodik; es gibt also kein Heil und keine Rettung außer durch ihre Nachfolge in Güte (illā bi-ttibāʿihim bi-iḥsān)."</w:t>
       </w:r>
     </w:p>
     <w:p>
@@ -16507,7 +16537,7 @@
         <w:t xml:space="preserve"> </w:t>
       </w:r>
       <w:r>
-        <w:t xml:space="preserve">Wohlgefallen an ihm hat, der folge den Ṣaḥābah in Güte nach: in ihrer ʿAqīdah und ihrem Manhaǧ.</w:t>
+        <w:t xml:space="preserve">Wohlgefallen an ihm hat, der folge den Ṣaḥābah in Güte nach: in ihrer ʿAqīdah und ihrer Methodik.</w:t>
       </w:r>
     </w:p>
     <w:p>
@@ -16989,7 +17019,7 @@
         <w:t xml:space="preserve"> </w:t>
       </w:r>
       <w:r>
-        <w:t xml:space="preserve">das, was auf ungesetzlichem Weg ergriffen wird, wie das, was durch Gewaltherrschaft (qahr) ergriffen wird. Wer durch Gewaltherrschaft und Übermacht (die Herrschaft) übernimmt, über den sind die Leute des Wissens übereingekommen, dass er zum Imām wird, wenn sich die Angelegenheit für ihn gefestigt hat.</w:t>
+        <w:t xml:space="preserve">das, was auf ungesetzlichem Weg ergriffen wird, wie das, was durch Gewaltherrschaft (qahr) ergriffen wird. Wer durch Gewaltherrschaft und Übermacht (die Herrschaft) übernimmt, über den einigten sich die Leute des Wissens (darauf), dass er zum Imām wird, wenn sich die Angelegenheit für ihn gefestigt hat.</w:t>
       </w:r>
     </w:p>
     <w:bookmarkEnd w:id="88"/>
@@ -17492,13 +17522,13 @@
           <w:bCs/>
           <w:b/>
         </w:rPr>
-        <w:t xml:space="preserve">Das dritte Recht: Die Verehrung des Machthabers (taʿẓīm as-sulṭān).</w:t>
-      </w:r>
-      <w:r>
-        <w:t xml:space="preserve"> </w:t>
-      </w:r>
-      <w:r>
-        <w:t xml:space="preserve">So ist es Pflicht, den Machthaber zu verehren; denn wird er nicht verehrt, so wird ihm nicht gehört und gehorcht. Im Ǧāmiʿ at-Tirmiḏī kam, dass der Prophet</w:t>
+        <w:t xml:space="preserve">Das dritte Recht: Das Ehren des Machthabers (taʿẓīm as-sulṭān).</w:t>
+      </w:r>
+      <w:r>
+        <w:t xml:space="preserve"> </w:t>
+      </w:r>
+      <w:r>
+        <w:t xml:space="preserve">So ist es Pflicht, den Machthaber zu ehren; denn wird er nicht geehrt, so wird ihm nicht gehört und gehorcht. Im Ǧāmiʿ at-Tirmiḏī kam, dass der Prophet</w:t>
       </w:r>
       <w:r>
         <w:t xml:space="preserve"> </w:t>
@@ -17753,7 +17783,7 @@
         <w:t xml:space="preserve"> </w:t>
       </w:r>
       <w:r>
-        <w:t xml:space="preserve">ist also derjenige, der dahin leitete, dass wir das Werk verabscheuen, aber die Hand nicht vom Gehorsam entziehen. Und im anderen Ḥadīṯ im Ṣaḥīḥ al-Buḫārī:</w:t>
+        <w:t xml:space="preserve">ist also derjenige, der dahin leitete, dass wir die Tat verabscheuen, aber die Hand nicht vom Gehorsam entziehen. Und im anderen Ḥadīṯ im Ṣaḥīḥ al-Buḫārī:</w:t>
       </w:r>
       <w:r>
         <w:t xml:space="preserve"> </w:t>
@@ -17831,7 +17861,7 @@
         <w:t xml:space="preserve"> </w:t>
       </w:r>
       <w:r>
-        <w:t xml:space="preserve">Wenn er einen offenkundigen Unglauben (kufr bawāḥ) begeht – aber es muss notwendigerweise über ihn (als Person) mit dem bestimmten Unglauben geurteilt werden; nicht durch das bloße Vorkommen des Unglaubens wird er zum Ungläubigen, sondern es müssen die Bedingungen erfüllt und die Hinderungsgründe ausgeschlossen sein. So fiel der Imām Aḥmad, als zu seiner Zeit die Imāme die Aussage von der Erschaffenheit des Qurʾān (ḫalq al-Qurʾān) vertraten – und die Salaf sind übereingekommen, dass die Aussage von der Erschaffenheit des Qurʾān Unglaube ist –, dennoch (das Urteil) nicht so aus, dass der Aufstand gegen sie zur Pflicht wurde; denn bei ihnen waren die Bedingungen des Für-ungläubig-Erklärens (šurūṭ at-takfīr) nicht erfüllt.</w:t>
+        <w:t xml:space="preserve">Wenn er einen offenkundigen Unglauben (kufr bawāḥ) begeht – aber es muss notwendigerweise über ihn (als Person) mit dem bestimmten Unglauben geurteilt werden; nicht durch das bloße Vorkommen des Unglaubens wird er zum Ungläubigen, sondern es müssen die Bedingungen erfüllt und die Hinderungsgründe ausgeschlossen sein. So fiel der Imām Aḥmad, als zu seiner Zeit die Imāme die Aussage von der Erschaffenheit des Qurʾān (ḫalq al-Qurʾān) vertraten – und die Salaf einigten sich (darauf), dass die Aussage von der Erschaffenheit des Qurʾān Unglaube ist –, dennoch (das Urteil) nicht so aus, dass der Aufstand gegen sie zur Pflicht wurde; denn bei ihnen waren die Bedingungen des Für-ungläubig-Erklärens (šurūṭ at-takfīr) nicht erfüllt.</w:t>
       </w:r>
     </w:p>
     <w:p>

--- a/aqidah_lektionen_deutsch_final.docx
+++ b/aqidah_lektionen_deutsch_final.docx
@@ -12688,7 +12688,7 @@
         <w:pStyle w:val="FirstParagraph"/>
       </w:pPr>
       <w:r>
-        <w:t xml:space="preserve">Nach dem Becken gibt es die Brücke (aṣ-ṣirāṭ). Sie ist die Brücke, die über dem Rücken der Hölle (gespannt) ist. Diese Brücke: Wer über sie hinübergelangt, gehört zu den Geretteten; und wer nicht hinübergelangt, gehört zu den Leuten des Feuers.</w:t>
+        <w:t xml:space="preserve">Nach dem Becken gibt es die Brücke (aṣ-ṣirāṭ). Sie ist die Brücke, die über der Hölle (gespannt) ist. Diese Brücke: Wer über sie hinübergelangt, gehört zu den Geretteten; und wer nicht hinübergelangt, gehört zu den Leuten des Feuers.</w:t>
       </w:r>
       <w:r>
         <w:t xml:space="preserve"> </w:t>

--- a/aqidah_lektionen_deutsch_final.docx
+++ b/aqidah_lektionen_deutsch_final.docx
@@ -17019,7 +17019,7 @@
         <w:t xml:space="preserve"> </w:t>
       </w:r>
       <w:r>
-        <w:t xml:space="preserve">das, was auf ungesetzlichem Weg ergriffen wird, wie das, was durch Gewaltherrschaft (qahr) ergriffen wird. Wer durch Gewaltherrschaft und Übermacht (die Herrschaft) übernimmt, über den einigten sich die Leute des Wissens (darauf), dass er zum Imām wird, wenn sich die Angelegenheit für ihn gefestigt hat.</w:t>
+        <w:t xml:space="preserve">das, was auf ungesetzlichem Weg ergriffen wird, wie das, was durch Gewaltherrschaft (qahr) ergriffen wird. Wer durch Gewaltherrschaft und Übermacht (die Herrschaft) übernimmt, über den einigten sich die Leute des Wissens (darauf), dass er zum Herrscher (Imām) wird, wenn sich die Angelegenheit für ihn gefestigt hat.</w:t>
       </w:r>
     </w:p>
     <w:bookmarkEnd w:id="88"/>
